--- a/Documento de Requisitos.docx
+++ b/Documento de Requisitos.docx
@@ -1,6 +1,6 @@
 
 <file path=word/document.xml><?xml version="1.0" encoding="utf-8"?>
-<w:document xmlns:wpc="http://schemas.microsoft.com/office/word/2010/wordprocessingCanvas" xmlns:cx="http://schemas.microsoft.com/office/drawing/2014/chartex" xmlns:cx1="http://schemas.microsoft.com/office/drawing/2015/9/8/chartex" xmlns:cx2="http://schemas.microsoft.com/office/drawing/2015/10/21/chartex" xmlns:cx3="http://schemas.microsoft.com/office/drawing/2016/5/9/chartex" xmlns:cx4="http://schemas.microsoft.com/office/drawing/2016/5/10/chartex" xmlns:cx5="http://schemas.microsoft.com/office/drawing/2016/5/11/chartex" xmlns:cx6="http://schemas.microsoft.com/office/drawing/2016/5/12/chartex" xmlns:cx7="http://schemas.microsoft.com/office/drawing/2016/5/13/chartex" xmlns:cx8="http://schemas.microsoft.com/office/drawing/2016/5/14/chartex" xmlns:mc="http://schemas.openxmlformats.org/markup-compatibility/2006" xmlns:aink="http://schemas.microsoft.com/office/drawing/2016/ink" xmlns:am3d="http://schemas.microsoft.com/office/drawing/2017/model3d" xmlns:o="urn:schemas-microsoft-com:office:office" xmlns:r="http://schemas.openxmlformats.org/officeDocument/2006/relationships" xmlns:m="http://schemas.openxmlformats.org/officeDocument/2006/math" xmlns:v="urn:schemas-microsoft-com:vml" xmlns:wp14="http://schemas.microsoft.com/office/word/2010/wordprocessingDrawing" xmlns:wp="http://schemas.openxmlformats.org/drawingml/2006/wordprocessingDrawing" xmlns:w10="urn:schemas-microsoft-com:office:word" xmlns:w="http://schemas.openxmlformats.org/wordprocessingml/2006/main" xmlns:w14="http://schemas.microsoft.com/office/word/2010/wordml" xmlns:w15="http://schemas.microsoft.com/office/word/2012/wordml" xmlns:w16cid="http://schemas.microsoft.com/office/word/2016/wordml/cid" xmlns:w16se="http://schemas.microsoft.com/office/word/2015/wordml/symex" xmlns:wpg="http://schemas.microsoft.com/office/word/2010/wordprocessingGroup" xmlns:wpi="http://schemas.microsoft.com/office/word/2010/wordprocessingInk" xmlns:wne="http://schemas.microsoft.com/office/word/2006/wordml" xmlns:wps="http://schemas.microsoft.com/office/word/2010/wordprocessingShape" mc:Ignorable="w14 w15 w16se w16cid wp14">
+<w:document xmlns:wpc="http://schemas.microsoft.com/office/word/2010/wordprocessingCanvas" xmlns:mc="http://schemas.openxmlformats.org/markup-compatibility/2006" xmlns:o="urn:schemas-microsoft-com:office:office" xmlns:r="http://schemas.openxmlformats.org/officeDocument/2006/relationships" xmlns:m="http://schemas.openxmlformats.org/officeDocument/2006/math" xmlns:v="urn:schemas-microsoft-com:vml" xmlns:wp14="http://schemas.microsoft.com/office/word/2010/wordprocessingDrawing" xmlns:wp="http://schemas.openxmlformats.org/drawingml/2006/wordprocessingDrawing" xmlns:w10="urn:schemas-microsoft-com:office:word" xmlns:w="http://schemas.openxmlformats.org/wordprocessingml/2006/main" xmlns:w14="http://schemas.microsoft.com/office/word/2010/wordml" xmlns:w15="http://schemas.microsoft.com/office/word/2012/wordml" xmlns:wpg="http://schemas.microsoft.com/office/word/2010/wordprocessingGroup" xmlns:wpi="http://schemas.microsoft.com/office/word/2010/wordprocessingInk" xmlns:wne="http://schemas.microsoft.com/office/word/2006/wordml" xmlns:wps="http://schemas.microsoft.com/office/word/2010/wordprocessingShape" mc:Ignorable="w14 w15 wp14">
   <w:body>
     <w:p>
       <w:pPr>
@@ -15,6 +15,7 @@
         <w:rPr>
           <w:rFonts w:ascii="Times New Roman"/>
           <w:noProof/>
+          <w:lang w:bidi="ar-SA"/>
         </w:rPr>
         <w:drawing>
           <wp:inline distT="0" distB="0" distL="0" distR="0" wp14:anchorId="5D3FE53A" wp14:editId="7749C007">
@@ -151,7 +152,7 @@
               </wp:anchor>
             </w:drawing>
           </mc:Choice>
-          <mc:Fallback>
+          <mc:Fallback xmlns:w16se="http://schemas.microsoft.com/office/word/2015/wordml/symex" xmlns:w16cid="http://schemas.microsoft.com/office/word/2016/wordml/cid" xmlns:am3d="http://schemas.microsoft.com/office/drawing/2017/model3d" xmlns:aink="http://schemas.microsoft.com/office/drawing/2016/ink" xmlns:cx8="http://schemas.microsoft.com/office/drawing/2016/5/14/chartex" xmlns:cx7="http://schemas.microsoft.com/office/drawing/2016/5/13/chartex" xmlns:cx6="http://schemas.microsoft.com/office/drawing/2016/5/12/chartex" xmlns:cx5="http://schemas.microsoft.com/office/drawing/2016/5/11/chartex" xmlns:cx4="http://schemas.microsoft.com/office/drawing/2016/5/10/chartex" xmlns:cx3="http://schemas.microsoft.com/office/drawing/2016/5/9/chartex" xmlns:cx2="http://schemas.microsoft.com/office/drawing/2015/10/21/chartex" xmlns:cx1="http://schemas.microsoft.com/office/drawing/2015/9/8/chartex" xmlns:cx="http://schemas.microsoft.com/office/drawing/2014/chartex">
             <w:pict>
               <v:line w14:anchorId="37D17122" id="Line 14" o:spid="_x0000_s1026" style="position:absolute;z-index:-251660288;visibility:visible;mso-wrap-style:square;mso-width-percent:0;mso-height-percent:0;mso-wrap-distance-left:0;mso-wrap-distance-top:0;mso-wrap-distance-right:0;mso-wrap-distance-bottom:0;mso-position-horizontal:absolute;mso-position-horizontal-relative:page;mso-position-vertical:absolute;mso-position-vertical-relative:text;mso-width-percent:0;mso-height-percent:0;mso-width-relative:page;mso-height-relative:page" from="69.5pt,13.6pt" to="540.2pt,13.6pt" o:gfxdata="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" strokeweight=".72pt">
                 <w10:wrap type="topAndBottom" anchorx="page"/>
@@ -268,7 +269,7 @@
               </wp:anchor>
             </w:drawing>
           </mc:Choice>
-          <mc:Fallback>
+          <mc:Fallback xmlns:w16se="http://schemas.microsoft.com/office/word/2015/wordml/symex" xmlns:w16cid="http://schemas.microsoft.com/office/word/2016/wordml/cid" xmlns:am3d="http://schemas.microsoft.com/office/drawing/2017/model3d" xmlns:aink="http://schemas.microsoft.com/office/drawing/2016/ink" xmlns:cx8="http://schemas.microsoft.com/office/drawing/2016/5/14/chartex" xmlns:cx7="http://schemas.microsoft.com/office/drawing/2016/5/13/chartex" xmlns:cx6="http://schemas.microsoft.com/office/drawing/2016/5/12/chartex" xmlns:cx5="http://schemas.microsoft.com/office/drawing/2016/5/11/chartex" xmlns:cx4="http://schemas.microsoft.com/office/drawing/2016/5/10/chartex" xmlns:cx3="http://schemas.microsoft.com/office/drawing/2016/5/9/chartex" xmlns:cx2="http://schemas.microsoft.com/office/drawing/2015/10/21/chartex" xmlns:cx1="http://schemas.microsoft.com/office/drawing/2015/9/8/chartex" xmlns:cx="http://schemas.microsoft.com/office/drawing/2014/chartex">
             <w:pict>
               <v:line w14:anchorId="5E2A5F33" id="Line 13" o:spid="_x0000_s1026" style="position:absolute;z-index:-251659264;visibility:visible;mso-wrap-style:square;mso-width-percent:0;mso-height-percent:0;mso-wrap-distance-left:0;mso-wrap-distance-top:0;mso-wrap-distance-right:0;mso-wrap-distance-bottom:0;mso-position-horizontal:absolute;mso-position-horizontal-relative:page;mso-position-vertical:absolute;mso-position-vertical-relative:text;mso-width-percent:0;mso-height-percent:0;mso-width-relative:page;mso-height-relative:page" from="69.5pt,13.1pt" to="540.2pt,13.1pt" o:gfxdata="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" strokeweight=".72pt">
                 <w10:wrap type="topAndBottom" anchorx="page"/>
@@ -1773,11 +1774,16 @@
               <w:t xml:space="preserve"> 7.2</w:t>
             </w:r>
             <w:r>
-              <w:t xml:space="preserve"> e diagrama de sequencias – 7.3 </w:t>
+              <w:t xml:space="preserve"> e diagrama de sequencias – </w:t>
+            </w:r>
+            <w:proofErr w:type="gramStart"/>
+            <w:r>
+              <w:t xml:space="preserve">7.3 </w:t>
             </w:r>
             <w:r>
               <w:t>)</w:t>
             </w:r>
+            <w:proofErr w:type="gramEnd"/>
             <w:r>
               <w:t>;</w:t>
             </w:r>
@@ -2373,7 +2379,15 @@
               </w:r>
             </w:hyperlink>
             <w:r>
-              <w:t xml:space="preserve"> (elaboração dos casos 10.1 e 10.2 .Em andamento a elaboração dos demais casos de teste);</w:t>
+              <w:t xml:space="preserve"> (elaboração dos casos 10.1 e </w:t>
+            </w:r>
+            <w:proofErr w:type="gramStart"/>
+            <w:r>
+              <w:t>10.2 .Em</w:t>
+            </w:r>
+            <w:proofErr w:type="gramEnd"/>
+            <w:r>
+              <w:t xml:space="preserve"> andamento a elaboração dos demais casos de teste);</w:t>
             </w:r>
           </w:p>
           <w:p>
@@ -8156,8 +8170,20 @@
                   <w:color w:val="000000" w:themeColor="text1"/>
                   <w:u w:val="none"/>
                 </w:rPr>
-                <w:t>FORMATO .docx</w:t>
+                <w:t>FORMATO .</w:t>
               </w:r>
+              <w:proofErr w:type="spellStart"/>
+              <w:r>
+                <w:rPr>
+                  <w:rStyle w:val="Hyperlink"/>
+                  <w:b w:val="0"/>
+                  <w:bCs w:val="0"/>
+                  <w:color w:val="000000" w:themeColor="text1"/>
+                  <w:u w:val="none"/>
+                </w:rPr>
+                <w:t>docx</w:t>
+              </w:r>
+              <w:proofErr w:type="spellEnd"/>
             </w:hyperlink>
             <w:r>
               <w:rPr>
@@ -8217,8 +8243,6 @@
               </w:rPr>
               <w:t>30</w:t>
             </w:r>
-            <w:bookmarkStart w:id="4" w:name="_GoBack"/>
-            <w:bookmarkEnd w:id="4"/>
             <w:r>
               <w:rPr>
                 <w:sz w:val="20"/>
@@ -8308,7 +8332,29 @@
                   <w:color w:val="000000" w:themeColor="text1"/>
                   <w:u w:val="none"/>
                 </w:rPr>
-                <w:t>(FORMATO .docx)</w:t>
+                <w:t>(FORMATO .</w:t>
+              </w:r>
+              <w:proofErr w:type="spellStart"/>
+              <w:r>
+                <w:rPr>
+                  <w:rStyle w:val="Hyperlink"/>
+                  <w:b w:val="0"/>
+                  <w:bCs w:val="0"/>
+                  <w:color w:val="000000" w:themeColor="text1"/>
+                  <w:u w:val="none"/>
+                </w:rPr>
+                <w:t>docx</w:t>
+              </w:r>
+              <w:proofErr w:type="spellEnd"/>
+              <w:r>
+                <w:rPr>
+                  <w:rStyle w:val="Hyperlink"/>
+                  <w:b w:val="0"/>
+                  <w:bCs w:val="0"/>
+                  <w:color w:val="000000" w:themeColor="text1"/>
+                  <w:u w:val="none"/>
+                </w:rPr>
+                <w:t>)</w:t>
               </w:r>
             </w:hyperlink>
           </w:p>
@@ -8342,7 +8388,29 @@
                   <w:color w:val="000000" w:themeColor="text1"/>
                   <w:u w:val="none"/>
                 </w:rPr>
-                <w:t>(FORMATO .pdf)</w:t>
+                <w:t>(FORMATO .</w:t>
+              </w:r>
+              <w:proofErr w:type="spellStart"/>
+              <w:r>
+                <w:rPr>
+                  <w:rStyle w:val="Hyperlink"/>
+                  <w:b w:val="0"/>
+                  <w:bCs w:val="0"/>
+                  <w:color w:val="000000" w:themeColor="text1"/>
+                  <w:u w:val="none"/>
+                </w:rPr>
+                <w:t>pdf</w:t>
+              </w:r>
+              <w:proofErr w:type="spellEnd"/>
+              <w:r>
+                <w:rPr>
+                  <w:rStyle w:val="Hyperlink"/>
+                  <w:b w:val="0"/>
+                  <w:bCs w:val="0"/>
+                  <w:color w:val="000000" w:themeColor="text1"/>
+                  <w:u w:val="none"/>
+                </w:rPr>
+                <w:t>)</w:t>
               </w:r>
             </w:hyperlink>
           </w:p>
@@ -8451,7 +8519,29 @@
                   <w:color w:val="000000" w:themeColor="text1"/>
                   <w:u w:val="none"/>
                 </w:rPr>
-                <w:t>(FORMATO .xlsx)</w:t>
+                <w:t>(FORMATO .</w:t>
+              </w:r>
+              <w:proofErr w:type="spellStart"/>
+              <w:r>
+                <w:rPr>
+                  <w:rStyle w:val="Hyperlink"/>
+                  <w:b w:val="0"/>
+                  <w:bCs w:val="0"/>
+                  <w:color w:val="000000" w:themeColor="text1"/>
+                  <w:u w:val="none"/>
+                </w:rPr>
+                <w:t>xlsx</w:t>
+              </w:r>
+              <w:proofErr w:type="spellEnd"/>
+              <w:r>
+                <w:rPr>
+                  <w:rStyle w:val="Hyperlink"/>
+                  <w:b w:val="0"/>
+                  <w:bCs w:val="0"/>
+                  <w:color w:val="000000" w:themeColor="text1"/>
+                  <w:u w:val="none"/>
+                </w:rPr>
+                <w:t>)</w:t>
               </w:r>
             </w:hyperlink>
           </w:p>
@@ -8575,14 +8665,14 @@
           <w:numId w:val="4"/>
         </w:numPr>
       </w:pPr>
-      <w:bookmarkStart w:id="5" w:name="_REGRAS_DE_NEGÓCIO"/>
-      <w:bookmarkStart w:id="6" w:name="_Toc23336525"/>
-      <w:bookmarkEnd w:id="5"/>
+      <w:bookmarkStart w:id="4" w:name="_REGRAS_DE_NEGÓCIO"/>
+      <w:bookmarkStart w:id="5" w:name="_Toc23336525"/>
+      <w:bookmarkEnd w:id="4"/>
       <w:r>
         <w:lastRenderedPageBreak/>
         <w:t>REGRAS DE NEGÓCIO</w:t>
       </w:r>
-      <w:bookmarkEnd w:id="6"/>
+      <w:bookmarkEnd w:id="5"/>
     </w:p>
     <w:p>
       <w:pPr>
@@ -8605,14 +8695,14 @@
           <w:tab w:val="left" w:pos="727"/>
         </w:tabs>
       </w:pPr>
-      <w:bookmarkStart w:id="7" w:name="_Toc23336526"/>
+      <w:bookmarkStart w:id="6" w:name="_Toc23336526"/>
       <w:r>
         <w:t xml:space="preserve">Módulo: </w:t>
       </w:r>
       <w:r>
         <w:t>Gestão de Usuário</w:t>
       </w:r>
-      <w:bookmarkEnd w:id="7"/>
+      <w:bookmarkEnd w:id="6"/>
     </w:p>
     <w:p>
       <w:pPr>
@@ -8811,12 +8901,21 @@
               </w:rPr>
               <w:t xml:space="preserve">ealizar </w:t>
             </w:r>
+            <w:proofErr w:type="spellStart"/>
             <w:r>
               <w:rPr>
                 <w:sz w:val="20"/>
                 <w:szCs w:val="20"/>
               </w:rPr>
-              <w:t xml:space="preserve">Login </w:t>
+              <w:t>Login</w:t>
+            </w:r>
+            <w:proofErr w:type="spellEnd"/>
+            <w:r>
+              <w:rPr>
+                <w:sz w:val="20"/>
+                <w:szCs w:val="20"/>
+              </w:rPr>
+              <w:t xml:space="preserve"> </w:t>
             </w:r>
             <w:r>
               <w:rPr>
@@ -9130,7 +9229,23 @@
                 <w:sz w:val="20"/>
                 <w:szCs w:val="20"/>
               </w:rPr>
-              <w:t>Validação de captcha após tentativas de acesso negadas</w:t>
+              <w:t xml:space="preserve">Validação de </w:t>
+            </w:r>
+            <w:proofErr w:type="spellStart"/>
+            <w:r>
+              <w:rPr>
+                <w:sz w:val="20"/>
+                <w:szCs w:val="20"/>
+              </w:rPr>
+              <w:t>captcha</w:t>
+            </w:r>
+            <w:proofErr w:type="spellEnd"/>
+            <w:r>
+              <w:rPr>
+                <w:sz w:val="20"/>
+                <w:szCs w:val="20"/>
+              </w:rPr>
+              <w:t xml:space="preserve"> após tentativas de acesso negadas</w:t>
             </w:r>
           </w:p>
         </w:tc>
@@ -9156,14 +9271,32 @@
                 <w:sz w:val="20"/>
                 <w:szCs w:val="20"/>
               </w:rPr>
-              <w:t>Todo usuário que digitar sua Login e</w:t>
-            </w:r>
+              <w:t xml:space="preserve">Todo usuário que digitar sua </w:t>
+            </w:r>
+            <w:proofErr w:type="spellStart"/>
             <w:r>
               <w:rPr>
                 <w:b w:val="0"/>
                 <w:sz w:val="20"/>
                 <w:szCs w:val="20"/>
               </w:rPr>
+              <w:t>Login</w:t>
+            </w:r>
+            <w:proofErr w:type="spellEnd"/>
+            <w:r>
+              <w:rPr>
+                <w:b w:val="0"/>
+                <w:sz w:val="20"/>
+                <w:szCs w:val="20"/>
+              </w:rPr>
+              <w:t xml:space="preserve"> e</w:t>
+            </w:r>
+            <w:r>
+              <w:rPr>
+                <w:b w:val="0"/>
+                <w:sz w:val="20"/>
+                <w:szCs w:val="20"/>
+              </w:rPr>
               <w:t>/ou</w:t>
             </w:r>
             <w:r>
@@ -9202,7 +9335,25 @@
                 <w:sz w:val="20"/>
                 <w:szCs w:val="20"/>
               </w:rPr>
-              <w:t>deverá realizar nova tentativa após validação de captcha.</w:t>
+              <w:t xml:space="preserve">deverá realizar nova tentativa após validação de </w:t>
+            </w:r>
+            <w:proofErr w:type="spellStart"/>
+            <w:r>
+              <w:rPr>
+                <w:b w:val="0"/>
+                <w:sz w:val="20"/>
+                <w:szCs w:val="20"/>
+              </w:rPr>
+              <w:t>captcha</w:t>
+            </w:r>
+            <w:proofErr w:type="spellEnd"/>
+            <w:r>
+              <w:rPr>
+                <w:b w:val="0"/>
+                <w:sz w:val="20"/>
+                <w:szCs w:val="20"/>
+              </w:rPr>
+              <w:t>.</w:t>
             </w:r>
           </w:p>
         </w:tc>
@@ -10098,7 +10249,7 @@
           <w:b/>
         </w:rPr>
       </w:pPr>
-      <w:bookmarkStart w:id="8" w:name="_Toc23336527"/>
+      <w:bookmarkStart w:id="7" w:name="_Toc23336527"/>
       <w:r>
         <w:rPr>
           <w:b/>
@@ -10111,7 +10262,7 @@
         </w:rPr>
         <w:t>de Negócio</w:t>
       </w:r>
-      <w:bookmarkEnd w:id="8"/>
+      <w:bookmarkEnd w:id="7"/>
     </w:p>
     <w:p>
       <w:pPr>
@@ -10528,7 +10679,7 @@
           <w:b/>
         </w:rPr>
       </w:pPr>
-      <w:bookmarkStart w:id="9" w:name="_Toc23336528"/>
+      <w:bookmarkStart w:id="8" w:name="_Toc23336528"/>
       <w:r>
         <w:rPr>
           <w:b/>
@@ -10542,7 +10693,7 @@
         </w:rPr>
         <w:t>de Ordem de Serviço</w:t>
       </w:r>
-      <w:bookmarkEnd w:id="9"/>
+      <w:bookmarkEnd w:id="8"/>
     </w:p>
     <w:p>
       <w:pPr>
@@ -10969,14 +11120,14 @@
         </w:numPr>
         <w:spacing w:after="240" w:line="360" w:lineRule="auto"/>
       </w:pPr>
-      <w:bookmarkStart w:id="10" w:name="_REQUISITOS_FUNCIONAIS"/>
-      <w:bookmarkStart w:id="11" w:name="_Toc23336529"/>
-      <w:bookmarkEnd w:id="10"/>
+      <w:bookmarkStart w:id="9" w:name="_REQUISITOS_FUNCIONAIS"/>
+      <w:bookmarkStart w:id="10" w:name="_Toc23336529"/>
+      <w:bookmarkEnd w:id="9"/>
       <w:r>
         <w:lastRenderedPageBreak/>
         <w:t>REQUISITOS FUNCIONAIS</w:t>
       </w:r>
-      <w:bookmarkEnd w:id="11"/>
+      <w:bookmarkEnd w:id="10"/>
     </w:p>
     <w:p>
       <w:pPr>
@@ -10993,11 +11144,11 @@
       <w:r>
         <w:t xml:space="preserve"> </w:t>
       </w:r>
-      <w:bookmarkStart w:id="12" w:name="_Toc23336530"/>
+      <w:bookmarkStart w:id="11" w:name="_Toc23336530"/>
       <w:r>
         <w:t>Processo: Controle de Usuários</w:t>
       </w:r>
-      <w:bookmarkEnd w:id="12"/>
+      <w:bookmarkEnd w:id="11"/>
     </w:p>
     <w:tbl>
       <w:tblPr>
@@ -11215,12 +11366,14 @@
                 <w:sz w:val="20"/>
               </w:rPr>
             </w:pPr>
+            <w:proofErr w:type="spellStart"/>
             <w:r>
               <w:rPr>
                 <w:sz w:val="20"/>
               </w:rPr>
               <w:t>Login</w:t>
             </w:r>
+            <w:proofErr w:type="spellEnd"/>
           </w:p>
         </w:tc>
         <w:tc>
@@ -11262,7 +11415,25 @@
                 <w:bCs w:val="0"/>
                 <w:sz w:val="20"/>
               </w:rPr>
-              <w:t xml:space="preserve"> cadastrado efetuar login.</w:t>
+              <w:t xml:space="preserve"> cadastrado efetuar </w:t>
+            </w:r>
+            <w:proofErr w:type="spellStart"/>
+            <w:r>
+              <w:rPr>
+                <w:b w:val="0"/>
+                <w:bCs w:val="0"/>
+                <w:sz w:val="20"/>
+              </w:rPr>
+              <w:t>login</w:t>
+            </w:r>
+            <w:proofErr w:type="spellEnd"/>
+            <w:r>
+              <w:rPr>
+                <w:b w:val="0"/>
+                <w:bCs w:val="0"/>
+                <w:sz w:val="20"/>
+              </w:rPr>
+              <w:t>.</w:t>
             </w:r>
           </w:p>
         </w:tc>
@@ -11389,14 +11560,14 @@
       <w:r>
         <w:t xml:space="preserve"> </w:t>
       </w:r>
-      <w:bookmarkStart w:id="13" w:name="_Toc23336531"/>
+      <w:bookmarkStart w:id="12" w:name="_Toc23336531"/>
       <w:r>
         <w:t xml:space="preserve">Processo: Controle de </w:t>
       </w:r>
       <w:r>
         <w:t>Empreendimento</w:t>
       </w:r>
-      <w:bookmarkEnd w:id="13"/>
+      <w:bookmarkEnd w:id="12"/>
     </w:p>
     <w:tbl>
       <w:tblPr>
@@ -11941,11 +12112,11 @@
         <w:lastRenderedPageBreak/>
         <w:t xml:space="preserve"> </w:t>
       </w:r>
-      <w:bookmarkStart w:id="14" w:name="_Toc23336532"/>
+      <w:bookmarkStart w:id="13" w:name="_Toc23336532"/>
       <w:r>
         <w:t>Processo: Controle de Ordem de Serviço</w:t>
       </w:r>
-      <w:bookmarkEnd w:id="14"/>
+      <w:bookmarkEnd w:id="13"/>
     </w:p>
     <w:tbl>
       <w:tblPr>
@@ -12251,14 +12422,14 @@
         </w:numPr>
         <w:spacing w:after="240" w:line="360" w:lineRule="auto"/>
       </w:pPr>
-      <w:bookmarkStart w:id="15" w:name="_REQUISITOS_NÃO_FUNCIONAIS"/>
-      <w:bookmarkStart w:id="16" w:name="_Toc23336533"/>
-      <w:bookmarkEnd w:id="15"/>
+      <w:bookmarkStart w:id="14" w:name="_REQUISITOS_NÃO_FUNCIONAIS"/>
+      <w:bookmarkStart w:id="15" w:name="_Toc23336533"/>
+      <w:bookmarkEnd w:id="14"/>
       <w:r>
         <w:lastRenderedPageBreak/>
         <w:t>REQUISITOS NÃO FUNCIONAIS</w:t>
       </w:r>
-      <w:bookmarkEnd w:id="16"/>
+      <w:bookmarkEnd w:id="15"/>
     </w:p>
     <w:p>
       <w:pPr>
@@ -12721,7 +12892,25 @@
                 <w:bCs w:val="0"/>
                 <w:sz w:val="20"/>
               </w:rPr>
-              <w:t xml:space="preserve"> (desktop), Mac (desktop), Android 4 ou superior (mobile), IOS (mobile)</w:t>
+              <w:t xml:space="preserve"> (desktop), Mac (desktop), </w:t>
+            </w:r>
+            <w:proofErr w:type="spellStart"/>
+            <w:r>
+              <w:rPr>
+                <w:b w:val="0"/>
+                <w:bCs w:val="0"/>
+                <w:sz w:val="20"/>
+              </w:rPr>
+              <w:t>Android</w:t>
+            </w:r>
+            <w:proofErr w:type="spellEnd"/>
+            <w:r>
+              <w:rPr>
+                <w:b w:val="0"/>
+                <w:bCs w:val="0"/>
+                <w:sz w:val="20"/>
+              </w:rPr>
+              <w:t xml:space="preserve"> 4 ou superior (mobile), IOS (mobile)</w:t>
             </w:r>
             <w:r>
               <w:rPr>
@@ -12872,6 +13061,7 @@
               </w:rPr>
               <w:t xml:space="preserve"> Google </w:t>
             </w:r>
+            <w:proofErr w:type="spellStart"/>
             <w:r>
               <w:rPr>
                 <w:b w:val="0"/>
@@ -12880,6 +13070,7 @@
               </w:rPr>
               <w:t>Chrome</w:t>
             </w:r>
+            <w:proofErr w:type="spellEnd"/>
             <w:r>
               <w:rPr>
                 <w:b w:val="0"/>
@@ -12955,7 +13146,16 @@
                 <w:bCs w:val="0"/>
                 <w:sz w:val="20"/>
               </w:rPr>
-              <w:t>e (recomendado especificamente para Windows 10 móvel).</w:t>
+              <w:t>e (recomendado especificamente para Windows 10 móvel</w:t>
+            </w:r>
+            <w:proofErr w:type="gramStart"/>
+            <w:r>
+              <w:rPr>
+                <w:b w:val="0"/>
+                <w:bCs w:val="0"/>
+                <w:sz w:val="20"/>
+              </w:rPr>
+              <w:t>).</w:t>
             </w:r>
             <w:r>
               <w:rPr>
@@ -12965,6 +13165,7 @@
               </w:rPr>
               <w:tab/>
             </w:r>
+            <w:proofErr w:type="gramEnd"/>
           </w:p>
         </w:tc>
       </w:tr>
@@ -13166,7 +13367,25 @@
                 <w:bCs w:val="0"/>
                 <w:sz w:val="20"/>
               </w:rPr>
-              <w:t xml:space="preserve"> AMD Phenom™ X3 8750 </w:t>
+              <w:t xml:space="preserve"> AMD </w:t>
+            </w:r>
+            <w:proofErr w:type="spellStart"/>
+            <w:r>
+              <w:rPr>
+                <w:b w:val="0"/>
+                <w:bCs w:val="0"/>
+                <w:sz w:val="20"/>
+              </w:rPr>
+              <w:t>Phenom</w:t>
+            </w:r>
+            <w:proofErr w:type="spellEnd"/>
+            <w:r>
+              <w:rPr>
+                <w:b w:val="0"/>
+                <w:bCs w:val="0"/>
+                <w:sz w:val="20"/>
+              </w:rPr>
+              <w:t xml:space="preserve">™ X3 8750 </w:t>
             </w:r>
             <w:r>
               <w:rPr>
@@ -13415,14 +13634,14 @@
         </w:numPr>
         <w:spacing w:after="240"/>
       </w:pPr>
-      <w:bookmarkStart w:id="17" w:name="_REQUISITOS_COMPLEMENTARES"/>
-      <w:bookmarkStart w:id="18" w:name="_Toc23336534"/>
-      <w:bookmarkEnd w:id="17"/>
+      <w:bookmarkStart w:id="16" w:name="_REQUISITOS_COMPLEMENTARES"/>
+      <w:bookmarkStart w:id="17" w:name="_Toc23336534"/>
+      <w:bookmarkEnd w:id="16"/>
       <w:r>
         <w:lastRenderedPageBreak/>
         <w:t>REQUISITOS COMPLEMENTARES</w:t>
       </w:r>
-      <w:bookmarkEnd w:id="18"/>
+      <w:bookmarkEnd w:id="17"/>
     </w:p>
     <w:p>
       <w:pPr>
@@ -13446,11 +13665,11 @@
       <w:r>
         <w:t xml:space="preserve"> </w:t>
       </w:r>
-      <w:bookmarkStart w:id="19" w:name="_Toc23336535"/>
+      <w:bookmarkStart w:id="18" w:name="_Toc23336535"/>
       <w:r>
         <w:t>Processo: Controle de Usuários</w:t>
       </w:r>
-      <w:bookmarkEnd w:id="19"/>
+      <w:bookmarkEnd w:id="18"/>
     </w:p>
     <w:tbl>
       <w:tblPr>
@@ -14091,12 +14310,14 @@
                 <w:sz w:val="20"/>
               </w:rPr>
             </w:pPr>
+            <w:proofErr w:type="spellStart"/>
             <w:r>
               <w:rPr>
                 <w:sz w:val="20"/>
               </w:rPr>
               <w:t>Login</w:t>
             </w:r>
+            <w:proofErr w:type="spellEnd"/>
           </w:p>
         </w:tc>
         <w:tc>
@@ -14353,14 +14574,14 @@
       <w:r>
         <w:t xml:space="preserve"> </w:t>
       </w:r>
-      <w:bookmarkStart w:id="20" w:name="_Toc23336536"/>
+      <w:bookmarkStart w:id="19" w:name="_Toc23336536"/>
       <w:r>
         <w:t xml:space="preserve">Processo: Controle de </w:t>
       </w:r>
       <w:r>
         <w:t>Empreendimento</w:t>
       </w:r>
-      <w:bookmarkEnd w:id="20"/>
+      <w:bookmarkEnd w:id="19"/>
     </w:p>
     <w:tbl>
       <w:tblPr>
@@ -14926,14 +15147,14 @@
       <w:r>
         <w:t xml:space="preserve"> </w:t>
       </w:r>
-      <w:bookmarkStart w:id="21" w:name="_Toc23336537"/>
+      <w:bookmarkStart w:id="20" w:name="_Toc23336537"/>
       <w:r>
         <w:t xml:space="preserve">Processo: Controle de </w:t>
       </w:r>
       <w:r>
         <w:t>Ordem de Serviço</w:t>
       </w:r>
-      <w:bookmarkEnd w:id="21"/>
+      <w:bookmarkEnd w:id="20"/>
     </w:p>
     <w:tbl>
       <w:tblPr>
@@ -15571,16 +15792,16 @@
         </w:numPr>
         <w:spacing w:after="240"/>
       </w:pPr>
-      <w:bookmarkStart w:id="22" w:name="_67yng7u0nqhx" w:colFirst="0" w:colLast="0"/>
-      <w:bookmarkStart w:id="23" w:name="_CASOS_DE_USO"/>
-      <w:bookmarkStart w:id="24" w:name="_Toc23336538"/>
+      <w:bookmarkStart w:id="21" w:name="_67yng7u0nqhx" w:colFirst="0" w:colLast="0"/>
+      <w:bookmarkStart w:id="22" w:name="_CASOS_DE_USO"/>
+      <w:bookmarkStart w:id="23" w:name="_Toc23336538"/>
+      <w:bookmarkEnd w:id="21"/>
       <w:bookmarkEnd w:id="22"/>
-      <w:bookmarkEnd w:id="23"/>
       <w:r>
         <w:lastRenderedPageBreak/>
         <w:t>CASOS DE USO</w:t>
       </w:r>
-      <w:bookmarkEnd w:id="24"/>
+      <w:bookmarkEnd w:id="23"/>
     </w:p>
     <w:p>
       <w:pPr>
@@ -15604,11 +15825,11 @@
       <w:r>
         <w:t xml:space="preserve"> </w:t>
       </w:r>
-      <w:bookmarkStart w:id="25" w:name="_Toc23336539"/>
+      <w:bookmarkStart w:id="24" w:name="_Toc23336539"/>
       <w:r>
         <w:t>DESCRIÇÃO DE CASO DE USO</w:t>
       </w:r>
-      <w:bookmarkEnd w:id="25"/>
+      <w:bookmarkEnd w:id="24"/>
     </w:p>
     <w:tbl>
       <w:tblPr>
@@ -17173,14 +17394,14 @@
         </w:numPr>
         <w:spacing w:after="240"/>
       </w:pPr>
-      <w:bookmarkStart w:id="26" w:name="_DIAGRAMAS"/>
-      <w:bookmarkStart w:id="27" w:name="_Toc23336540"/>
-      <w:bookmarkEnd w:id="26"/>
+      <w:bookmarkStart w:id="25" w:name="_DIAGRAMAS"/>
+      <w:bookmarkStart w:id="26" w:name="_Toc23336540"/>
+      <w:bookmarkEnd w:id="25"/>
       <w:r>
         <w:lastRenderedPageBreak/>
         <w:t>DIAGRAMAS</w:t>
       </w:r>
-      <w:bookmarkEnd w:id="27"/>
+      <w:bookmarkEnd w:id="26"/>
     </w:p>
     <w:p>
       <w:pPr>
@@ -17201,10 +17422,11 @@
         </w:tabs>
         <w:spacing w:after="240" w:line="360" w:lineRule="auto"/>
       </w:pPr>
-      <w:bookmarkStart w:id="28" w:name="_Toc23336541"/>
+      <w:bookmarkStart w:id="27" w:name="_Toc23336541"/>
       <w:r>
         <w:rPr>
           <w:noProof/>
+          <w:lang w:bidi="ar-SA"/>
         </w:rPr>
         <w:drawing>
           <wp:anchor distT="0" distB="0" distL="114300" distR="114300" simplePos="0" relativeHeight="251675648" behindDoc="0" locked="0" layoutInCell="1" allowOverlap="1" wp14:anchorId="00E19131" wp14:editId="4E97D57E">
@@ -17281,7 +17503,7 @@
       <w:r>
         <w:t xml:space="preserve"> DE USO</w:t>
       </w:r>
-      <w:bookmarkEnd w:id="28"/>
+      <w:bookmarkEnd w:id="27"/>
     </w:p>
     <w:p>
       <w:pPr>
@@ -17375,12 +17597,13 @@
         </w:tabs>
         <w:spacing w:after="240" w:line="360" w:lineRule="auto"/>
       </w:pPr>
-      <w:bookmarkStart w:id="29" w:name="_DIAGRAMA_DE_CLASSES"/>
-      <w:bookmarkStart w:id="30" w:name="_Toc23336542"/>
-      <w:bookmarkEnd w:id="29"/>
+      <w:bookmarkStart w:id="28" w:name="_DIAGRAMA_DE_CLASSES"/>
+      <w:bookmarkStart w:id="29" w:name="_Toc23336542"/>
+      <w:bookmarkEnd w:id="28"/>
       <w:r>
         <w:rPr>
           <w:noProof/>
+          <w:lang w:bidi="ar-SA"/>
         </w:rPr>
         <w:lastRenderedPageBreak/>
         <w:drawing>
@@ -17455,7 +17678,7 @@
       <w:r>
         <w:t>S</w:t>
       </w:r>
-      <w:bookmarkEnd w:id="30"/>
+      <w:bookmarkEnd w:id="29"/>
     </w:p>
     <w:p>
       <w:pPr>
@@ -17479,10 +17702,11 @@
         </w:tabs>
         <w:spacing w:after="240" w:line="360" w:lineRule="auto"/>
       </w:pPr>
-      <w:bookmarkStart w:id="31" w:name="_Toc23336543"/>
+      <w:bookmarkStart w:id="30" w:name="_Toc23336543"/>
       <w:r>
         <w:rPr>
           <w:noProof/>
+          <w:lang w:bidi="ar-SA"/>
         </w:rPr>
         <w:lastRenderedPageBreak/>
         <w:drawing>
@@ -17551,7 +17775,7 @@
       <w:r>
         <w:t xml:space="preserve"> DIAGRAMA DE COMPONENTES</w:t>
       </w:r>
-      <w:bookmarkEnd w:id="31"/>
+      <w:bookmarkEnd w:id="30"/>
     </w:p>
     <w:p>
       <w:pPr>
@@ -17586,10 +17810,11 @@
         <w:spacing w:after="240" w:line="360" w:lineRule="auto"/>
         <w:ind w:left="360" w:firstLine="0"/>
       </w:pPr>
-      <w:bookmarkStart w:id="32" w:name="_Toc23336544"/>
+      <w:bookmarkStart w:id="31" w:name="_Toc23336544"/>
       <w:r>
         <w:rPr>
           <w:noProof/>
+          <w:lang w:bidi="ar-SA"/>
         </w:rPr>
         <w:drawing>
           <wp:anchor distT="0" distB="0" distL="114300" distR="114300" simplePos="0" relativeHeight="251672576" behindDoc="0" locked="0" layoutInCell="1" allowOverlap="1" wp14:anchorId="01CC5D7D" wp14:editId="3973A0D3">
@@ -17660,7 +17885,7 @@
       <w:r>
         <w:t>DIAGRAMA DE SEQUÊNCIA</w:t>
       </w:r>
-      <w:bookmarkEnd w:id="32"/>
+      <w:bookmarkEnd w:id="31"/>
     </w:p>
     <w:p>
       <w:pPr>
@@ -17670,14 +17895,14 @@
           <w:numId w:val="17"/>
         </w:numPr>
       </w:pPr>
-      <w:bookmarkStart w:id="33" w:name="_MODELAGEM_DO_BANCO"/>
-      <w:bookmarkStart w:id="34" w:name="_Toc23336545"/>
-      <w:bookmarkEnd w:id="33"/>
+      <w:bookmarkStart w:id="32" w:name="_MODELAGEM_DO_BANCO"/>
+      <w:bookmarkStart w:id="33" w:name="_Toc23336545"/>
+      <w:bookmarkEnd w:id="32"/>
       <w:r>
         <w:lastRenderedPageBreak/>
         <w:t>MODELAGEM DO BANCO DE DADOS</w:t>
       </w:r>
-      <w:bookmarkEnd w:id="34"/>
+      <w:bookmarkEnd w:id="33"/>
     </w:p>
     <w:p>
       <w:pPr>
@@ -17696,10 +17921,11 @@
           <w:szCs w:val="24"/>
         </w:rPr>
       </w:pPr>
-      <w:bookmarkStart w:id="35" w:name="_Toc23336546"/>
+      <w:bookmarkStart w:id="34" w:name="_Toc23336546"/>
       <w:r>
         <w:rPr>
           <w:noProof/>
+          <w:lang w:bidi="ar-SA"/>
         </w:rPr>
         <w:drawing>
           <wp:anchor distT="0" distB="0" distL="114300" distR="114300" simplePos="0" relativeHeight="251671552" behindDoc="0" locked="0" layoutInCell="1" allowOverlap="1" wp14:anchorId="75D92B8D" wp14:editId="2C609F15">
@@ -17771,7 +17997,7 @@
         </w:rPr>
         <w:t>MODELO CONCEITUAL</w:t>
       </w:r>
-      <w:bookmarkEnd w:id="35"/>
+      <w:bookmarkEnd w:id="34"/>
       <w:r>
         <w:rPr>
           <w:sz w:val="24"/>
@@ -17828,10 +18054,11 @@
           <w:szCs w:val="24"/>
         </w:rPr>
       </w:pPr>
-      <w:bookmarkStart w:id="36" w:name="_Toc23336547"/>
+      <w:bookmarkStart w:id="35" w:name="_Toc23336547"/>
       <w:r>
         <w:rPr>
           <w:noProof/>
+          <w:lang w:bidi="ar-SA"/>
         </w:rPr>
         <w:lastRenderedPageBreak/>
         <w:drawing>
@@ -17911,7 +18138,7 @@
         </w:rPr>
         <w:t xml:space="preserve"> LÓGICO</w:t>
       </w:r>
-      <w:bookmarkEnd w:id="36"/>
+      <w:bookmarkEnd w:id="35"/>
     </w:p>
     <w:p>
       <w:pPr>
@@ -17936,14 +18163,14 @@
         </w:numPr>
         <w:spacing w:before="120"/>
       </w:pPr>
-      <w:bookmarkStart w:id="37" w:name="_INTERFACES"/>
-      <w:bookmarkStart w:id="38" w:name="_Toc23336548"/>
-      <w:bookmarkEnd w:id="37"/>
+      <w:bookmarkStart w:id="36" w:name="_INTERFACES"/>
+      <w:bookmarkStart w:id="37" w:name="_Toc23336548"/>
+      <w:bookmarkEnd w:id="36"/>
       <w:r>
         <w:lastRenderedPageBreak/>
         <w:t>INTERFACES</w:t>
       </w:r>
-      <w:bookmarkEnd w:id="38"/>
+      <w:bookmarkEnd w:id="37"/>
     </w:p>
     <w:p>
       <w:pPr>
@@ -17962,7 +18189,7 @@
         <w:spacing w:before="120"/>
         <w:ind w:left="720"/>
       </w:pPr>
-      <w:bookmarkStart w:id="39" w:name="_Toc23336549"/>
+      <w:bookmarkStart w:id="38" w:name="_Toc23336549"/>
       <w:r>
         <w:rPr>
           <w:sz w:val="24"/>
@@ -17970,7 +18197,7 @@
         </w:rPr>
         <w:t>TELA INICIAL</w:t>
       </w:r>
-      <w:bookmarkEnd w:id="39"/>
+      <w:bookmarkEnd w:id="38"/>
       <w:r>
         <w:rPr>
           <w:sz w:val="24"/>
@@ -17998,12 +18225,13 @@
           <w:szCs w:val="24"/>
         </w:rPr>
       </w:pPr>
-      <w:bookmarkStart w:id="40" w:name="_Toc23336550"/>
+      <w:bookmarkStart w:id="39" w:name="_Toc23336550"/>
       <w:r>
         <w:rPr>
           <w:noProof/>
           <w:sz w:val="24"/>
           <w:szCs w:val="24"/>
+          <w:lang w:bidi="ar-SA"/>
         </w:rPr>
         <w:drawing>
           <wp:anchor distT="0" distB="0" distL="114300" distR="114300" simplePos="0" relativeHeight="251666432" behindDoc="0" locked="0" layoutInCell="1" allowOverlap="1" wp14:anchorId="33182E64" wp14:editId="0A0B5D7E">
@@ -18078,7 +18306,7 @@
         </w:rPr>
         <w:t>PARTE 1</w:t>
       </w:r>
-      <w:bookmarkEnd w:id="40"/>
+      <w:bookmarkEnd w:id="39"/>
     </w:p>
     <w:p>
       <w:pPr>
@@ -18142,12 +18370,13 @@
           <w:szCs w:val="24"/>
         </w:rPr>
       </w:pPr>
-      <w:bookmarkStart w:id="41" w:name="_Toc23336551"/>
+      <w:bookmarkStart w:id="40" w:name="_Toc23336551"/>
       <w:r>
         <w:rPr>
           <w:noProof/>
           <w:sz w:val="24"/>
           <w:szCs w:val="24"/>
+          <w:lang w:bidi="ar-SA"/>
         </w:rPr>
         <w:lastRenderedPageBreak/>
         <w:drawing>
@@ -18223,7 +18452,7 @@
         </w:rPr>
         <w:t>PARTE 2</w:t>
       </w:r>
-      <w:bookmarkEnd w:id="41"/>
+      <w:bookmarkEnd w:id="40"/>
     </w:p>
     <w:p>
       <w:pPr>
@@ -18327,12 +18556,13 @@
           <w:szCs w:val="24"/>
         </w:rPr>
       </w:pPr>
-      <w:bookmarkStart w:id="42" w:name="_Toc23336552"/>
+      <w:bookmarkStart w:id="41" w:name="_Toc23336552"/>
       <w:r>
         <w:rPr>
           <w:noProof/>
           <w:sz w:val="24"/>
           <w:szCs w:val="24"/>
+          <w:lang w:bidi="ar-SA"/>
         </w:rPr>
         <w:lastRenderedPageBreak/>
         <w:drawing>
@@ -18405,7 +18635,7 @@
         </w:rPr>
         <w:t>PARTE 3</w:t>
       </w:r>
-      <w:bookmarkEnd w:id="42"/>
+      <w:bookmarkEnd w:id="41"/>
     </w:p>
     <w:p>
       <w:pPr>
@@ -18429,12 +18659,13 @@
           <w:szCs w:val="24"/>
         </w:rPr>
       </w:pPr>
-      <w:bookmarkStart w:id="43" w:name="_Toc23336553"/>
+      <w:bookmarkStart w:id="42" w:name="_Toc23336553"/>
       <w:r>
         <w:rPr>
           <w:noProof/>
           <w:sz w:val="24"/>
           <w:szCs w:val="24"/>
+          <w:lang w:bidi="ar-SA"/>
         </w:rPr>
         <w:drawing>
           <wp:anchor distT="0" distB="0" distL="114300" distR="114300" simplePos="0" relativeHeight="251669504" behindDoc="0" locked="0" layoutInCell="1" allowOverlap="1" wp14:anchorId="32975129" wp14:editId="0CF32228">
@@ -18509,7 +18740,7 @@
         </w:rPr>
         <w:t>PARTE 4</w:t>
       </w:r>
-      <w:bookmarkEnd w:id="43"/>
+      <w:bookmarkEnd w:id="42"/>
     </w:p>
     <w:p>
       <w:pPr>
@@ -18553,10 +18784,11 @@
           <w:szCs w:val="24"/>
         </w:rPr>
       </w:pPr>
-      <w:bookmarkStart w:id="44" w:name="_Toc23336554"/>
+      <w:bookmarkStart w:id="43" w:name="_Toc23336554"/>
       <w:r>
         <w:rPr>
           <w:noProof/>
+          <w:lang w:bidi="ar-SA"/>
         </w:rPr>
         <w:lastRenderedPageBreak/>
         <w:drawing>
@@ -18632,7 +18864,7 @@
         </w:rPr>
         <w:t>PARTE 5</w:t>
       </w:r>
-      <w:bookmarkEnd w:id="44"/>
+      <w:bookmarkEnd w:id="43"/>
     </w:p>
     <w:p>
       <w:pPr>
@@ -18736,7 +18968,7 @@
           <w:szCs w:val="24"/>
         </w:rPr>
       </w:pPr>
-      <w:bookmarkStart w:id="45" w:name="_Toc23336555"/>
+      <w:bookmarkStart w:id="44" w:name="_Toc23336555"/>
       <w:r>
         <w:rPr>
           <w:sz w:val="24"/>
@@ -18745,7 +18977,7 @@
         <w:lastRenderedPageBreak/>
         <w:t>TELA INICIAL (Usuário autenticado)</w:t>
       </w:r>
-      <w:bookmarkEnd w:id="45"/>
+      <w:bookmarkEnd w:id="44"/>
     </w:p>
     <w:p>
       <w:pPr>
@@ -18769,12 +19001,13 @@
           <w:szCs w:val="24"/>
         </w:rPr>
       </w:pPr>
-      <w:bookmarkStart w:id="46" w:name="_Toc23336556"/>
+      <w:bookmarkStart w:id="45" w:name="_Toc23336556"/>
       <w:r>
         <w:rPr>
           <w:noProof/>
           <w:sz w:val="24"/>
           <w:szCs w:val="24"/>
+          <w:lang w:bidi="ar-SA"/>
         </w:rPr>
         <w:drawing>
           <wp:anchor distT="0" distB="0" distL="114300" distR="114300" simplePos="0" relativeHeight="251677696" behindDoc="0" locked="0" layoutInCell="1" allowOverlap="1" wp14:anchorId="374D4DA6" wp14:editId="6786C692">
@@ -18846,7 +19079,7 @@
         </w:rPr>
         <w:t>PARTE 1</w:t>
       </w:r>
-      <w:bookmarkEnd w:id="46"/>
+      <w:bookmarkEnd w:id="45"/>
     </w:p>
     <w:p>
       <w:pPr>
@@ -18920,12 +19153,13 @@
           <w:szCs w:val="24"/>
         </w:rPr>
       </w:pPr>
-      <w:bookmarkStart w:id="47" w:name="_Toc23336557"/>
+      <w:bookmarkStart w:id="46" w:name="_Toc23336557"/>
       <w:r>
         <w:rPr>
           <w:noProof/>
           <w:sz w:val="24"/>
           <w:szCs w:val="24"/>
+          <w:lang w:bidi="ar-SA"/>
         </w:rPr>
         <w:lastRenderedPageBreak/>
         <w:drawing>
@@ -18998,7 +19232,7 @@
         </w:rPr>
         <w:t>PARTE 2</w:t>
       </w:r>
-      <w:bookmarkEnd w:id="47"/>
+      <w:bookmarkEnd w:id="46"/>
     </w:p>
     <w:p>
       <w:pPr>
@@ -19090,17 +19324,17 @@
         <w:spacing w:before="120"/>
         <w:ind w:left="660"/>
       </w:pPr>
-      <w:bookmarkStart w:id="48" w:name="_CASOS_DE_TESTE"/>
-      <w:bookmarkEnd w:id="48"/>
+      <w:bookmarkStart w:id="47" w:name="_CASOS_DE_TESTE"/>
+      <w:bookmarkEnd w:id="47"/>
       <w:r>
         <w:lastRenderedPageBreak/>
         <w:t xml:space="preserve"> </w:t>
       </w:r>
-      <w:bookmarkStart w:id="49" w:name="_Toc23336558"/>
+      <w:bookmarkStart w:id="48" w:name="_Toc23336558"/>
       <w:r>
         <w:t>CASOS DE TESTE</w:t>
       </w:r>
-      <w:bookmarkEnd w:id="49"/>
+      <w:bookmarkEnd w:id="48"/>
     </w:p>
     <w:p>
       <w:pPr>
@@ -19126,7 +19360,7 @@
       <w:r>
         <w:t xml:space="preserve"> </w:t>
       </w:r>
-      <w:bookmarkStart w:id="50" w:name="_Toc23336559"/>
+      <w:bookmarkStart w:id="49" w:name="_Toc23336559"/>
       <w:r>
         <w:rPr>
           <w:sz w:val="24"/>
@@ -19134,7 +19368,7 @@
         </w:rPr>
         <w:t>LOGIN</w:t>
       </w:r>
-      <w:bookmarkEnd w:id="50"/>
+      <w:bookmarkEnd w:id="49"/>
     </w:p>
     <w:p>
       <w:pPr>
@@ -19385,8 +19619,19 @@
                 <w:sz w:val="20"/>
                 <w:lang w:val="pt-BR"/>
               </w:rPr>
-              <w:t>Tela de login</w:t>
-            </w:r>
+              <w:t xml:space="preserve">Tela de </w:t>
+            </w:r>
+            <w:proofErr w:type="spellStart"/>
+            <w:r>
+              <w:rPr>
+                <w:rFonts w:ascii="Arial" w:hAnsi="Arial" w:cs="Arial"/>
+                <w:color w:val="0070C0"/>
+                <w:sz w:val="20"/>
+                <w:lang w:val="pt-BR"/>
+              </w:rPr>
+              <w:t>login</w:t>
+            </w:r>
+            <w:proofErr w:type="spellEnd"/>
           </w:p>
         </w:tc>
       </w:tr>
@@ -19458,8 +19703,21 @@
                 <w:sz w:val="20"/>
                 <w:lang w:val="pt-BR"/>
               </w:rPr>
-              <w:t>Efetuar Login</w:t>
-            </w:r>
+              <w:t xml:space="preserve">Efetuar </w:t>
+            </w:r>
+            <w:proofErr w:type="spellStart"/>
+            <w:r>
+              <w:rPr>
+                <w:rFonts w:ascii="Arial" w:hAnsi="Arial" w:cs="Arial"/>
+                <w:bCs/>
+                <w:iCs/>
+                <w:color w:val="C00000"/>
+                <w:sz w:val="20"/>
+                <w:lang w:val="pt-BR"/>
+              </w:rPr>
+              <w:t>Login</w:t>
+            </w:r>
+            <w:proofErr w:type="spellEnd"/>
           </w:p>
         </w:tc>
       </w:tr>
@@ -19531,7 +19789,27 @@
                 <w:sz w:val="20"/>
                 <w:lang w:val="pt-BR"/>
               </w:rPr>
-              <w:t>Inserir os dados de usuário e senha em seus respectivos campos e efetuar o login.</w:t>
+              <w:t xml:space="preserve">Inserir os dados de usuário e senha em seus respectivos campos e efetuar o </w:t>
+            </w:r>
+            <w:proofErr w:type="spellStart"/>
+            <w:r>
+              <w:rPr>
+                <w:rFonts w:ascii="Arial" w:hAnsi="Arial" w:cs="Arial"/>
+                <w:color w:val="000000"/>
+                <w:sz w:val="20"/>
+                <w:lang w:val="pt-BR"/>
+              </w:rPr>
+              <w:t>login</w:t>
+            </w:r>
+            <w:proofErr w:type="spellEnd"/>
+            <w:r>
+              <w:rPr>
+                <w:rFonts w:ascii="Arial" w:hAnsi="Arial" w:cs="Arial"/>
+                <w:color w:val="000000"/>
+                <w:sz w:val="20"/>
+                <w:lang w:val="pt-BR"/>
+              </w:rPr>
+              <w:t>.</w:t>
             </w:r>
           </w:p>
         </w:tc>
@@ -19707,7 +19985,27 @@
                 <w:sz w:val="20"/>
                 <w:lang w:val="pt-BR"/>
               </w:rPr>
-              <w:t xml:space="preserve"> de login;</w:t>
+              <w:t xml:space="preserve"> de </w:t>
+            </w:r>
+            <w:proofErr w:type="spellStart"/>
+            <w:r>
+              <w:rPr>
+                <w:rFonts w:ascii="Arial" w:hAnsi="Arial" w:cs="Arial"/>
+                <w:color w:val="000000"/>
+                <w:sz w:val="20"/>
+                <w:lang w:val="pt-BR"/>
+              </w:rPr>
+              <w:t>login</w:t>
+            </w:r>
+            <w:proofErr w:type="spellEnd"/>
+            <w:r>
+              <w:rPr>
+                <w:rFonts w:ascii="Arial" w:hAnsi="Arial" w:cs="Arial"/>
+                <w:color w:val="000000"/>
+                <w:sz w:val="20"/>
+                <w:lang w:val="pt-BR"/>
+              </w:rPr>
+              <w:t>;</w:t>
             </w:r>
           </w:p>
           <w:p>
@@ -19791,7 +20089,27 @@
                 <w:sz w:val="20"/>
                 <w:lang w:val="pt-BR"/>
               </w:rPr>
-              <w:t>Clicar no botão “efetuar login”.</w:t>
+              <w:t xml:space="preserve">Clicar no botão “efetuar </w:t>
+            </w:r>
+            <w:proofErr w:type="spellStart"/>
+            <w:r>
+              <w:rPr>
+                <w:rFonts w:ascii="Arial" w:hAnsi="Arial" w:cs="Arial"/>
+                <w:color w:val="000000"/>
+                <w:sz w:val="20"/>
+                <w:lang w:val="pt-BR"/>
+              </w:rPr>
+              <w:t>login</w:t>
+            </w:r>
+            <w:proofErr w:type="spellEnd"/>
+            <w:r>
+              <w:rPr>
+                <w:rFonts w:ascii="Arial" w:hAnsi="Arial" w:cs="Arial"/>
+                <w:color w:val="000000"/>
+                <w:sz w:val="20"/>
+                <w:lang w:val="pt-BR"/>
+              </w:rPr>
+              <w:t>”.</w:t>
             </w:r>
           </w:p>
         </w:tc>
@@ -19896,8 +20214,19 @@
                 <w:sz w:val="20"/>
                 <w:lang w:val="pt-BR"/>
               </w:rPr>
-              <w:t xml:space="preserve">Se os dados forem inválidos o sistema não realiza a autenticação do usuário e exibe a mensagem de erro “Usuário ou Senha inválidos”.  </w:t>
-            </w:r>
+              <w:t>Se os dados forem inválidos o sistema não realiza a autenticação do usuário e exibe a mensagem de erro “Usuário ou Senha inválidos</w:t>
+            </w:r>
+            <w:proofErr w:type="gramStart"/>
+            <w:r>
+              <w:rPr>
+                <w:rFonts w:ascii="Arial" w:hAnsi="Arial" w:cs="Arial"/>
+                <w:color w:val="000000"/>
+                <w:sz w:val="20"/>
+                <w:lang w:val="pt-BR"/>
+              </w:rPr>
+              <w:t xml:space="preserve">”.  </w:t>
+            </w:r>
+            <w:proofErr w:type="gramEnd"/>
           </w:p>
         </w:tc>
       </w:tr>
@@ -19945,7 +20274,7 @@
         </w:rPr>
         <w:t xml:space="preserve"> </w:t>
       </w:r>
-      <w:bookmarkStart w:id="51" w:name="_Toc23336560"/>
+      <w:bookmarkStart w:id="50" w:name="_Toc23336560"/>
       <w:r>
         <w:rPr>
           <w:sz w:val="24"/>
@@ -19953,7 +20282,14 @@
         </w:rPr>
         <w:t>CADASTRO</w:t>
       </w:r>
-      <w:bookmarkEnd w:id="51"/>
+      <w:bookmarkEnd w:id="50"/>
+      <w:r>
+        <w:rPr>
+          <w:sz w:val="24"/>
+          <w:szCs w:val="24"/>
+        </w:rPr>
+        <w:t xml:space="preserve"> USUÁRIO</w:t>
+      </w:r>
     </w:p>
     <w:p>
       <w:pPr>
@@ -20704,7 +21040,29 @@
                 <w:sz w:val="20"/>
                 <w:lang w:val="pt-BR"/>
               </w:rPr>
-              <w:t xml:space="preserve"> os dados sejam válidos será exibida a mensagem “Usuário cadastrado com sucesso!” e a página será direcionada à tela de login. Se os dados forem inválidos será exibida a mensagem de erro “Dados inválidos”</w:t>
+              <w:t xml:space="preserve"> os dados sejam válidos será exibida a mensagem “Usuário cadastrado com sucesso!” e a página será direcionada à tela de </w:t>
+            </w:r>
+            <w:proofErr w:type="spellStart"/>
+            <w:r>
+              <w:rPr>
+                <w:rFonts w:ascii="Arial" w:hAnsi="Arial" w:cs="Arial"/>
+                <w:bCs/>
+                <w:color w:val="000000"/>
+                <w:sz w:val="20"/>
+                <w:lang w:val="pt-BR"/>
+              </w:rPr>
+              <w:t>login</w:t>
+            </w:r>
+            <w:proofErr w:type="spellEnd"/>
+            <w:r>
+              <w:rPr>
+                <w:rFonts w:ascii="Arial" w:hAnsi="Arial" w:cs="Arial"/>
+                <w:bCs/>
+                <w:color w:val="000000"/>
+                <w:sz w:val="20"/>
+                <w:lang w:val="pt-BR"/>
+              </w:rPr>
+              <w:t>. Se os dados forem inválidos será exibida a mensagem de erro “Dados inválidos”</w:t>
             </w:r>
           </w:p>
         </w:tc>
@@ -20735,16 +21093,822 @@
           <w:szCs w:val="24"/>
         </w:rPr>
       </w:pPr>
-      <w:bookmarkStart w:id="52" w:name="_Toc23336561"/>
-      <w:bookmarkEnd w:id="52"/>
+      <w:bookmarkStart w:id="51" w:name="_Toc23336561"/>
+      <w:bookmarkEnd w:id="51"/>
       <w:r>
         <w:rPr>
           <w:sz w:val="24"/>
           <w:szCs w:val="24"/>
         </w:rPr>
-        <w:t xml:space="preserve"> EM ELABORAÇÃO</w:t>
+        <w:t xml:space="preserve"> </w:t>
       </w:r>
-    </w:p>
+      <w:r>
+        <w:rPr>
+          <w:sz w:val="24"/>
+          <w:szCs w:val="24"/>
+        </w:rPr>
+        <w:t>CADASTRO MARCA</w:t>
+      </w:r>
+    </w:p>
+    <w:tbl>
+      <w:tblPr>
+        <w:tblW w:w="9642" w:type="dxa"/>
+        <w:jc w:val="center"/>
+        <w:tblBorders>
+          <w:top w:val="single" w:sz="24" w:space="0" w:color="8064A2"/>
+          <w:left w:val="single" w:sz="4" w:space="0" w:color="9BBB59"/>
+          <w:bottom w:val="single" w:sz="4" w:space="0" w:color="9BBB59"/>
+          <w:right w:val="single" w:sz="4" w:space="0" w:color="9BBB59"/>
+          <w:insideH w:val="single" w:sz="4" w:space="0" w:color="FFFFFF"/>
+          <w:insideV w:val="single" w:sz="4" w:space="0" w:color="FFFFFF"/>
+        </w:tblBorders>
+        <w:tblLayout w:type="fixed"/>
+        <w:tblLook w:val="0000" w:firstRow="0" w:lastRow="0" w:firstColumn="0" w:lastColumn="0" w:noHBand="0" w:noVBand="0"/>
+      </w:tblPr>
+      <w:tblGrid>
+        <w:gridCol w:w="2431"/>
+        <w:gridCol w:w="7211"/>
+      </w:tblGrid>
+      <w:tr>
+        <w:trPr>
+          <w:jc w:val="center"/>
+        </w:trPr>
+        <w:tc>
+          <w:tcPr>
+            <w:tcW w:w="2431" w:type="dxa"/>
+            <w:tcBorders>
+              <w:top w:val="single" w:sz="24" w:space="0" w:color="4BACC6" w:themeColor="accent5"/>
+            </w:tcBorders>
+            <w:shd w:val="clear" w:color="auto" w:fill="D6E3BC"/>
+          </w:tcPr>
+          <w:p>
+            <w:pPr>
+              <w:pStyle w:val="TableContents"/>
+              <w:snapToGrid w:val="0"/>
+              <w:spacing w:line="200" w:lineRule="atLeast"/>
+              <w:rPr>
+                <w:rFonts w:ascii="Arial" w:hAnsi="Arial" w:cs="Arial"/>
+                <w:b/>
+                <w:bCs/>
+                <w:color w:val="000000"/>
+                <w:sz w:val="20"/>
+                <w:lang w:val="pt-BR"/>
+              </w:rPr>
+            </w:pPr>
+            <w:r>
+              <w:rPr>
+                <w:rFonts w:ascii="Arial" w:hAnsi="Arial" w:cs="Arial"/>
+                <w:b/>
+                <w:bCs/>
+                <w:color w:val="000000"/>
+                <w:sz w:val="20"/>
+                <w:lang w:val="pt-BR"/>
+              </w:rPr>
+              <w:t>Identificador</w:t>
+            </w:r>
+            <w:r>
+              <w:rPr>
+                <w:rFonts w:ascii="Arial" w:hAnsi="Arial" w:cs="Arial"/>
+                <w:b/>
+                <w:bCs/>
+                <w:color w:val="000000"/>
+                <w:sz w:val="20"/>
+                <w:lang w:val="pt-BR"/>
+              </w:rPr>
+              <w:t>:</w:t>
+            </w:r>
+          </w:p>
+        </w:tc>
+        <w:tc>
+          <w:tcPr>
+            <w:tcW w:w="7211" w:type="dxa"/>
+            <w:tcBorders>
+              <w:top w:val="single" w:sz="24" w:space="0" w:color="4BACC6" w:themeColor="accent5"/>
+            </w:tcBorders>
+            <w:shd w:val="clear" w:color="auto" w:fill="CDDDAC"/>
+          </w:tcPr>
+          <w:p>
+            <w:pPr>
+              <w:pStyle w:val="TableContents"/>
+              <w:snapToGrid w:val="0"/>
+              <w:spacing w:line="200" w:lineRule="atLeast"/>
+              <w:rPr>
+                <w:rFonts w:ascii="Arial" w:hAnsi="Arial" w:cs="Arial"/>
+                <w:b/>
+                <w:color w:val="000000"/>
+                <w:sz w:val="20"/>
+                <w:lang w:val="pt-BR"/>
+              </w:rPr>
+            </w:pPr>
+            <w:r>
+              <w:rPr>
+                <w:rFonts w:ascii="Arial" w:hAnsi="Arial" w:cs="Arial"/>
+                <w:b/>
+                <w:color w:val="000000"/>
+                <w:sz w:val="20"/>
+                <w:lang w:val="pt-BR"/>
+              </w:rPr>
+              <w:t>00</w:t>
+            </w:r>
+            <w:r>
+              <w:rPr>
+                <w:rFonts w:ascii="Arial" w:hAnsi="Arial" w:cs="Arial"/>
+                <w:b/>
+                <w:color w:val="000000"/>
+                <w:sz w:val="20"/>
+                <w:lang w:val="pt-BR"/>
+              </w:rPr>
+              <w:t>3</w:t>
+            </w:r>
+          </w:p>
+        </w:tc>
+      </w:tr>
+      <w:tr>
+        <w:trPr>
+          <w:jc w:val="center"/>
+        </w:trPr>
+        <w:tc>
+          <w:tcPr>
+            <w:tcW w:w="2431" w:type="dxa"/>
+            <w:shd w:val="clear" w:color="auto" w:fill="D6E3BC"/>
+          </w:tcPr>
+          <w:p>
+            <w:pPr>
+              <w:pStyle w:val="TableContents"/>
+              <w:snapToGrid w:val="0"/>
+              <w:spacing w:line="200" w:lineRule="atLeast"/>
+              <w:rPr>
+                <w:rFonts w:ascii="Arial" w:hAnsi="Arial" w:cs="Arial"/>
+                <w:b/>
+                <w:bCs/>
+                <w:color w:val="000000"/>
+                <w:sz w:val="20"/>
+                <w:lang w:val="pt-BR"/>
+              </w:rPr>
+            </w:pPr>
+            <w:r>
+              <w:rPr>
+                <w:rFonts w:ascii="Arial" w:hAnsi="Arial" w:cs="Arial"/>
+                <w:b/>
+                <w:bCs/>
+                <w:color w:val="000000"/>
+                <w:sz w:val="20"/>
+                <w:lang w:val="pt-BR"/>
+              </w:rPr>
+              <w:t>Criticidade:</w:t>
+            </w:r>
+          </w:p>
+        </w:tc>
+        <w:tc>
+          <w:tcPr>
+            <w:tcW w:w="7211" w:type="dxa"/>
+            <w:shd w:val="clear" w:color="auto" w:fill="F5F8EE"/>
+          </w:tcPr>
+          <w:p>
+            <w:pPr>
+              <w:pStyle w:val="TableContents"/>
+              <w:snapToGrid w:val="0"/>
+              <w:spacing w:line="200" w:lineRule="atLeast"/>
+              <w:rPr>
+                <w:rFonts w:ascii="Arial" w:hAnsi="Arial" w:cs="Arial"/>
+                <w:color w:val="000000"/>
+                <w:sz w:val="20"/>
+                <w:lang w:val="pt-BR"/>
+              </w:rPr>
+            </w:pPr>
+            <w:r>
+              <w:rPr>
+                <w:rFonts w:ascii="Arial" w:hAnsi="Arial" w:cs="Arial"/>
+                <w:color w:val="000000" w:themeColor="text1"/>
+                <w:sz w:val="20"/>
+                <w:lang w:val="pt-BR"/>
+              </w:rPr>
+              <w:t>Baixa</w:t>
+            </w:r>
+          </w:p>
+        </w:tc>
+      </w:tr>
+      <w:tr>
+        <w:trPr>
+          <w:jc w:val="center"/>
+        </w:trPr>
+        <w:tc>
+          <w:tcPr>
+            <w:tcW w:w="2431" w:type="dxa"/>
+            <w:shd w:val="clear" w:color="auto" w:fill="D6E3BC"/>
+          </w:tcPr>
+          <w:p>
+            <w:pPr>
+              <w:pStyle w:val="TableContents"/>
+              <w:snapToGrid w:val="0"/>
+              <w:spacing w:line="200" w:lineRule="atLeast"/>
+              <w:rPr>
+                <w:rFonts w:ascii="Arial" w:hAnsi="Arial" w:cs="Arial"/>
+                <w:b/>
+                <w:bCs/>
+                <w:color w:val="984806"/>
+                <w:sz w:val="20"/>
+                <w:lang w:val="pt-BR"/>
+              </w:rPr>
+            </w:pPr>
+            <w:r>
+              <w:rPr>
+                <w:rFonts w:ascii="Arial" w:hAnsi="Arial" w:cs="Arial"/>
+                <w:b/>
+                <w:bCs/>
+                <w:color w:val="002060"/>
+                <w:sz w:val="20"/>
+                <w:lang w:val="pt-BR"/>
+              </w:rPr>
+              <w:t xml:space="preserve">Localização: </w:t>
+            </w:r>
+          </w:p>
+        </w:tc>
+        <w:tc>
+          <w:tcPr>
+            <w:tcW w:w="7211" w:type="dxa"/>
+            <w:shd w:val="clear" w:color="auto" w:fill="CDDDAC"/>
+          </w:tcPr>
+          <w:p>
+            <w:pPr>
+              <w:pStyle w:val="TableContents"/>
+              <w:snapToGrid w:val="0"/>
+              <w:spacing w:line="200" w:lineRule="atLeast"/>
+              <w:rPr>
+                <w:rFonts w:ascii="Arial" w:hAnsi="Arial" w:cs="Arial"/>
+                <w:color w:val="0070C0"/>
+                <w:sz w:val="20"/>
+                <w:lang w:val="pt-BR"/>
+              </w:rPr>
+            </w:pPr>
+            <w:r>
+              <w:rPr>
+                <w:rFonts w:ascii="Arial" w:hAnsi="Arial" w:cs="Arial"/>
+                <w:color w:val="0070C0"/>
+                <w:sz w:val="20"/>
+                <w:lang w:val="pt-BR"/>
+              </w:rPr>
+              <w:t xml:space="preserve">Tela de </w:t>
+            </w:r>
+            <w:r>
+              <w:rPr>
+                <w:rFonts w:ascii="Arial" w:hAnsi="Arial" w:cs="Arial"/>
+                <w:color w:val="0070C0"/>
+                <w:sz w:val="20"/>
+                <w:lang w:val="pt-BR"/>
+              </w:rPr>
+              <w:t>cadastro de marca</w:t>
+            </w:r>
+          </w:p>
+        </w:tc>
+      </w:tr>
+      <w:tr>
+        <w:trPr>
+          <w:jc w:val="center"/>
+        </w:trPr>
+        <w:tc>
+          <w:tcPr>
+            <w:tcW w:w="2431" w:type="dxa"/>
+            <w:tcBorders>
+              <w:bottom w:val="single" w:sz="4" w:space="0" w:color="auto"/>
+            </w:tcBorders>
+            <w:shd w:val="clear" w:color="auto" w:fill="D6E3BC"/>
+          </w:tcPr>
+          <w:p>
+            <w:pPr>
+              <w:pStyle w:val="TableContents"/>
+              <w:snapToGrid w:val="0"/>
+              <w:spacing w:line="200" w:lineRule="atLeast"/>
+              <w:rPr>
+                <w:rFonts w:ascii="Arial" w:hAnsi="Arial" w:cs="Arial"/>
+                <w:b/>
+                <w:bCs/>
+                <w:color w:val="548DD4"/>
+                <w:sz w:val="20"/>
+                <w:lang w:val="pt-BR"/>
+              </w:rPr>
+            </w:pPr>
+            <w:r>
+              <w:rPr>
+                <w:rFonts w:ascii="Arial" w:hAnsi="Arial" w:cs="Arial"/>
+                <w:b/>
+                <w:bCs/>
+                <w:color w:val="C00000"/>
+                <w:sz w:val="20"/>
+                <w:lang w:val="pt-BR"/>
+              </w:rPr>
+              <w:t>Objeto de Teste:</w:t>
+            </w:r>
+          </w:p>
+        </w:tc>
+        <w:tc>
+          <w:tcPr>
+            <w:tcW w:w="7211" w:type="dxa"/>
+            <w:tcBorders>
+              <w:bottom w:val="single" w:sz="4" w:space="0" w:color="auto"/>
+            </w:tcBorders>
+            <w:shd w:val="clear" w:color="auto" w:fill="F5F8EE"/>
+          </w:tcPr>
+          <w:p>
+            <w:pPr>
+              <w:pStyle w:val="TableContents"/>
+              <w:snapToGrid w:val="0"/>
+              <w:spacing w:line="200" w:lineRule="atLeast"/>
+              <w:rPr>
+                <w:rFonts w:ascii="Arial" w:hAnsi="Arial" w:cs="Arial"/>
+                <w:color w:val="548DD4"/>
+                <w:sz w:val="20"/>
+                <w:lang w:val="pt-BR"/>
+              </w:rPr>
+            </w:pPr>
+            <w:r>
+              <w:rPr>
+                <w:rFonts w:ascii="Arial" w:hAnsi="Arial" w:cs="Arial"/>
+                <w:bCs/>
+                <w:iCs/>
+                <w:color w:val="C00000"/>
+                <w:sz w:val="20"/>
+                <w:lang w:val="pt-BR"/>
+              </w:rPr>
+              <w:t>Verificar se tipo de entrada do campo é apenas texto</w:t>
+            </w:r>
+          </w:p>
+        </w:tc>
+      </w:tr>
+      <w:tr>
+        <w:trPr>
+          <w:jc w:val="center"/>
+        </w:trPr>
+        <w:tc>
+          <w:tcPr>
+            <w:tcW w:w="2431" w:type="dxa"/>
+            <w:tcBorders>
+              <w:top w:val="single" w:sz="4" w:space="0" w:color="auto"/>
+              <w:bottom w:val="single" w:sz="4" w:space="0" w:color="FFFFFF"/>
+            </w:tcBorders>
+            <w:shd w:val="clear" w:color="auto" w:fill="D6E3BC"/>
+          </w:tcPr>
+          <w:p>
+            <w:pPr>
+              <w:pStyle w:val="TableContents"/>
+              <w:snapToGrid w:val="0"/>
+              <w:spacing w:line="200" w:lineRule="atLeast"/>
+              <w:rPr>
+                <w:rFonts w:ascii="Arial" w:hAnsi="Arial" w:cs="Arial"/>
+                <w:b/>
+                <w:bCs/>
+                <w:color w:val="000000"/>
+                <w:sz w:val="20"/>
+                <w:lang w:val="pt-BR"/>
+              </w:rPr>
+            </w:pPr>
+            <w:r>
+              <w:rPr>
+                <w:rFonts w:ascii="Arial" w:hAnsi="Arial" w:cs="Arial"/>
+                <w:b/>
+                <w:bCs/>
+                <w:color w:val="000000"/>
+                <w:sz w:val="20"/>
+                <w:lang w:val="pt-BR"/>
+              </w:rPr>
+              <w:t xml:space="preserve">Caso de Teste: </w:t>
+            </w:r>
+          </w:p>
+        </w:tc>
+        <w:tc>
+          <w:tcPr>
+            <w:tcW w:w="7211" w:type="dxa"/>
+            <w:tcBorders>
+              <w:top w:val="single" w:sz="4" w:space="0" w:color="auto"/>
+              <w:bottom w:val="single" w:sz="4" w:space="0" w:color="FFFFFF"/>
+            </w:tcBorders>
+            <w:shd w:val="clear" w:color="auto" w:fill="CDDDAC"/>
+          </w:tcPr>
+          <w:p>
+            <w:pPr>
+              <w:pStyle w:val="TableContents"/>
+              <w:snapToGrid w:val="0"/>
+              <w:spacing w:line="200" w:lineRule="atLeast"/>
+              <w:rPr>
+                <w:rFonts w:ascii="Arial" w:hAnsi="Arial" w:cs="Arial"/>
+                <w:color w:val="000000"/>
+                <w:sz w:val="20"/>
+                <w:lang w:val="pt-BR"/>
+              </w:rPr>
+            </w:pPr>
+            <w:r>
+              <w:rPr>
+                <w:rFonts w:ascii="Arial" w:hAnsi="Arial" w:cs="Arial"/>
+                <w:color w:val="000000"/>
+                <w:sz w:val="20"/>
+                <w:lang w:val="pt-BR"/>
+              </w:rPr>
+              <w:t xml:space="preserve">Inserir </w:t>
+            </w:r>
+            <w:r>
+              <w:rPr>
+                <w:rFonts w:ascii="Arial" w:hAnsi="Arial" w:cs="Arial"/>
+                <w:color w:val="000000"/>
+                <w:sz w:val="20"/>
+                <w:lang w:val="pt-BR"/>
+              </w:rPr>
+              <w:t>um número no campo de nome de marca</w:t>
+            </w:r>
+          </w:p>
+        </w:tc>
+      </w:tr>
+      <w:tr>
+        <w:trPr>
+          <w:jc w:val="center"/>
+        </w:trPr>
+        <w:tc>
+          <w:tcPr>
+            <w:tcW w:w="2431" w:type="dxa"/>
+            <w:tcBorders>
+              <w:top w:val="single" w:sz="4" w:space="0" w:color="FFFFFF"/>
+            </w:tcBorders>
+            <w:shd w:val="clear" w:color="auto" w:fill="D6E3BC"/>
+          </w:tcPr>
+          <w:p>
+            <w:pPr>
+              <w:pStyle w:val="TableContents"/>
+              <w:snapToGrid w:val="0"/>
+              <w:spacing w:line="200" w:lineRule="atLeast"/>
+              <w:rPr>
+                <w:rFonts w:ascii="Arial" w:hAnsi="Arial" w:cs="Arial"/>
+                <w:b/>
+                <w:bCs/>
+                <w:color w:val="000000"/>
+                <w:sz w:val="20"/>
+                <w:lang w:val="pt-BR"/>
+              </w:rPr>
+            </w:pPr>
+            <w:r>
+              <w:rPr>
+                <w:rFonts w:ascii="Arial" w:hAnsi="Arial" w:cs="Arial"/>
+                <w:b/>
+                <w:bCs/>
+                <w:color w:val="000000"/>
+                <w:sz w:val="20"/>
+                <w:lang w:val="pt-BR"/>
+              </w:rPr>
+              <w:t xml:space="preserve">Pré-Condição: </w:t>
+            </w:r>
+            <w:bookmarkStart w:id="52" w:name="_GoBack"/>
+            <w:bookmarkEnd w:id="52"/>
+          </w:p>
+        </w:tc>
+        <w:tc>
+          <w:tcPr>
+            <w:tcW w:w="7211" w:type="dxa"/>
+            <w:tcBorders>
+              <w:top w:val="single" w:sz="4" w:space="0" w:color="FFFFFF"/>
+            </w:tcBorders>
+            <w:shd w:val="clear" w:color="auto" w:fill="F5F8EE"/>
+          </w:tcPr>
+          <w:p>
+            <w:pPr>
+              <w:pStyle w:val="TableContents"/>
+              <w:snapToGrid w:val="0"/>
+              <w:spacing w:line="200" w:lineRule="atLeast"/>
+              <w:rPr>
+                <w:rFonts w:ascii="Arial" w:hAnsi="Arial" w:cs="Arial"/>
+                <w:color w:val="000000"/>
+                <w:sz w:val="20"/>
+                <w:lang w:val="pt-BR"/>
+              </w:rPr>
+            </w:pPr>
+            <w:r>
+              <w:rPr>
+                <w:rFonts w:ascii="Arial" w:hAnsi="Arial" w:cs="Arial"/>
+                <w:b/>
+                <w:bCs/>
+                <w:color w:val="000000"/>
+                <w:sz w:val="20"/>
+                <w:lang w:val="pt-BR"/>
+              </w:rPr>
+              <w:t>1.</w:t>
+            </w:r>
+            <w:r>
+              <w:rPr>
+                <w:rFonts w:ascii="Arial" w:hAnsi="Arial" w:cs="Arial"/>
+                <w:color w:val="000000"/>
+                <w:sz w:val="20"/>
+                <w:lang w:val="pt-BR"/>
+              </w:rPr>
+              <w:t xml:space="preserve"> </w:t>
+            </w:r>
+            <w:r>
+              <w:rPr>
+                <w:rFonts w:ascii="Arial" w:hAnsi="Arial" w:cs="Arial"/>
+                <w:color w:val="000000"/>
+                <w:sz w:val="20"/>
+                <w:lang w:val="pt-BR"/>
+              </w:rPr>
+              <w:t>Usuário autenticado e com nível de acesso à gestão de marcas</w:t>
+            </w:r>
+          </w:p>
+        </w:tc>
+      </w:tr>
+      <w:tr>
+        <w:trPr>
+          <w:trHeight w:val="567"/>
+          <w:jc w:val="center"/>
+        </w:trPr>
+        <w:tc>
+          <w:tcPr>
+            <w:tcW w:w="2431" w:type="dxa"/>
+            <w:shd w:val="clear" w:color="auto" w:fill="D6E3BC"/>
+          </w:tcPr>
+          <w:p>
+            <w:pPr>
+              <w:pStyle w:val="TableContents"/>
+              <w:snapToGrid w:val="0"/>
+              <w:spacing w:line="200" w:lineRule="atLeast"/>
+              <w:rPr>
+                <w:rFonts w:ascii="Arial" w:hAnsi="Arial" w:cs="Arial"/>
+                <w:b/>
+                <w:bCs/>
+                <w:color w:val="000000"/>
+                <w:sz w:val="20"/>
+                <w:lang w:val="pt-BR"/>
+              </w:rPr>
+            </w:pPr>
+            <w:r>
+              <w:rPr>
+                <w:rFonts w:ascii="Arial" w:hAnsi="Arial" w:cs="Arial"/>
+                <w:b/>
+                <w:bCs/>
+                <w:color w:val="000000"/>
+                <w:sz w:val="20"/>
+                <w:lang w:val="pt-BR"/>
+              </w:rPr>
+              <w:lastRenderedPageBreak/>
+              <w:t xml:space="preserve">Procedimento: </w:t>
+            </w:r>
+          </w:p>
+        </w:tc>
+        <w:tc>
+          <w:tcPr>
+            <w:tcW w:w="7211" w:type="dxa"/>
+            <w:shd w:val="clear" w:color="auto" w:fill="CDDDAC"/>
+          </w:tcPr>
+          <w:p>
+            <w:pPr>
+              <w:pStyle w:val="TableContents"/>
+              <w:snapToGrid w:val="0"/>
+              <w:spacing w:line="200" w:lineRule="atLeast"/>
+              <w:rPr>
+                <w:rFonts w:ascii="Arial" w:hAnsi="Arial" w:cs="Arial"/>
+                <w:color w:val="000000"/>
+                <w:sz w:val="20"/>
+                <w:lang w:val="pt-BR"/>
+              </w:rPr>
+            </w:pPr>
+            <w:r>
+              <w:rPr>
+                <w:rFonts w:ascii="Arial" w:hAnsi="Arial" w:cs="Arial"/>
+                <w:b/>
+                <w:color w:val="000000"/>
+                <w:sz w:val="20"/>
+                <w:lang w:val="pt-BR"/>
+              </w:rPr>
+              <w:t>1.</w:t>
+            </w:r>
+            <w:r>
+              <w:rPr>
+                <w:rFonts w:ascii="Arial" w:hAnsi="Arial" w:cs="Arial"/>
+                <w:color w:val="000000"/>
+                <w:sz w:val="20"/>
+                <w:lang w:val="pt-BR"/>
+              </w:rPr>
+              <w:t xml:space="preserve"> Entrar na tela</w:t>
+            </w:r>
+            <w:r>
+              <w:rPr>
+                <w:rFonts w:ascii="Arial" w:hAnsi="Arial" w:cs="Arial"/>
+                <w:color w:val="000000"/>
+                <w:sz w:val="20"/>
+                <w:lang w:val="pt-BR"/>
+              </w:rPr>
+              <w:t xml:space="preserve"> de </w:t>
+            </w:r>
+            <w:r>
+              <w:rPr>
+                <w:rFonts w:ascii="Arial" w:hAnsi="Arial" w:cs="Arial"/>
+                <w:color w:val="000000"/>
+                <w:sz w:val="20"/>
+                <w:lang w:val="pt-BR"/>
+              </w:rPr>
+              <w:t>cadastro de marca</w:t>
+            </w:r>
+            <w:r>
+              <w:rPr>
+                <w:rFonts w:ascii="Arial" w:hAnsi="Arial" w:cs="Arial"/>
+                <w:color w:val="000000"/>
+                <w:sz w:val="20"/>
+                <w:lang w:val="pt-BR"/>
+              </w:rPr>
+              <w:t>;</w:t>
+            </w:r>
+          </w:p>
+          <w:p>
+            <w:pPr>
+              <w:pStyle w:val="TableContents"/>
+              <w:snapToGrid w:val="0"/>
+              <w:spacing w:line="200" w:lineRule="atLeast"/>
+              <w:rPr>
+                <w:rFonts w:ascii="Arial" w:hAnsi="Arial" w:cs="Arial"/>
+                <w:color w:val="000000"/>
+                <w:sz w:val="20"/>
+                <w:lang w:val="pt-BR"/>
+              </w:rPr>
+            </w:pPr>
+            <w:r>
+              <w:rPr>
+                <w:rFonts w:ascii="Arial" w:hAnsi="Arial" w:cs="Arial"/>
+                <w:b/>
+                <w:color w:val="000000"/>
+                <w:sz w:val="20"/>
+                <w:lang w:val="pt-BR"/>
+              </w:rPr>
+              <w:t>2</w:t>
+            </w:r>
+            <w:r>
+              <w:rPr>
+                <w:rFonts w:ascii="Arial" w:hAnsi="Arial" w:cs="Arial"/>
+                <w:b/>
+                <w:color w:val="000000"/>
+                <w:sz w:val="20"/>
+                <w:lang w:val="pt-BR"/>
+              </w:rPr>
+              <w:t xml:space="preserve">. </w:t>
+            </w:r>
+            <w:r>
+              <w:rPr>
+                <w:rFonts w:ascii="Arial" w:hAnsi="Arial" w:cs="Arial"/>
+                <w:color w:val="000000"/>
+                <w:sz w:val="20"/>
+                <w:lang w:val="pt-BR"/>
+              </w:rPr>
+              <w:t>Inserir um número</w:t>
+            </w:r>
+            <w:r>
+              <w:rPr>
+                <w:rFonts w:ascii="Arial" w:hAnsi="Arial" w:cs="Arial"/>
+                <w:color w:val="000000"/>
+                <w:sz w:val="20"/>
+                <w:lang w:val="pt-BR"/>
+              </w:rPr>
+              <w:t xml:space="preserve"> no campo “</w:t>
+            </w:r>
+            <w:r>
+              <w:rPr>
+                <w:rFonts w:ascii="Arial" w:hAnsi="Arial" w:cs="Arial"/>
+                <w:color w:val="000000"/>
+                <w:sz w:val="20"/>
+                <w:lang w:val="pt-BR"/>
+              </w:rPr>
+              <w:t>nome”.</w:t>
+            </w:r>
+          </w:p>
+          <w:p>
+            <w:pPr>
+              <w:pStyle w:val="TableContents"/>
+              <w:snapToGrid w:val="0"/>
+              <w:spacing w:line="200" w:lineRule="atLeast"/>
+              <w:rPr>
+                <w:rFonts w:ascii="Arial" w:hAnsi="Arial" w:cs="Arial"/>
+                <w:color w:val="000000"/>
+                <w:sz w:val="20"/>
+                <w:lang w:val="pt-BR"/>
+              </w:rPr>
+            </w:pPr>
+            <w:r>
+              <w:rPr>
+                <w:rFonts w:ascii="Arial" w:hAnsi="Arial" w:cs="Arial"/>
+                <w:b/>
+                <w:color w:val="000000"/>
+                <w:sz w:val="20"/>
+                <w:lang w:val="pt-BR"/>
+              </w:rPr>
+              <w:t>3.</w:t>
+            </w:r>
+            <w:r>
+              <w:rPr>
+                <w:rFonts w:ascii="Arial" w:hAnsi="Arial" w:cs="Arial"/>
+                <w:b/>
+                <w:color w:val="000000"/>
+                <w:sz w:val="20"/>
+                <w:lang w:val="pt-BR"/>
+              </w:rPr>
+              <w:t xml:space="preserve"> </w:t>
+            </w:r>
+            <w:r>
+              <w:rPr>
+                <w:rFonts w:ascii="Arial" w:hAnsi="Arial" w:cs="Arial"/>
+                <w:color w:val="000000"/>
+                <w:sz w:val="20"/>
+                <w:lang w:val="pt-BR"/>
+              </w:rPr>
+              <w:t>Clicar no botão “</w:t>
+            </w:r>
+            <w:r>
+              <w:rPr>
+                <w:rFonts w:ascii="Arial" w:hAnsi="Arial" w:cs="Arial"/>
+                <w:color w:val="000000"/>
+                <w:sz w:val="20"/>
+                <w:lang w:val="pt-BR"/>
+              </w:rPr>
+              <w:t>cadastrar</w:t>
+            </w:r>
+            <w:r>
+              <w:rPr>
+                <w:rFonts w:ascii="Arial" w:hAnsi="Arial" w:cs="Arial"/>
+                <w:color w:val="000000"/>
+                <w:sz w:val="20"/>
+                <w:lang w:val="pt-BR"/>
+              </w:rPr>
+              <w:t>”.</w:t>
+            </w:r>
+          </w:p>
+        </w:tc>
+      </w:tr>
+      <w:tr>
+        <w:trPr>
+          <w:jc w:val="center"/>
+        </w:trPr>
+        <w:tc>
+          <w:tcPr>
+            <w:tcW w:w="2431" w:type="dxa"/>
+            <w:shd w:val="clear" w:color="auto" w:fill="D6E3BC"/>
+          </w:tcPr>
+          <w:p>
+            <w:pPr>
+              <w:pStyle w:val="TableContents"/>
+              <w:snapToGrid w:val="0"/>
+              <w:spacing w:line="200" w:lineRule="atLeast"/>
+              <w:rPr>
+                <w:rFonts w:ascii="Arial" w:hAnsi="Arial" w:cs="Arial"/>
+                <w:b/>
+                <w:bCs/>
+                <w:color w:val="000000"/>
+                <w:sz w:val="20"/>
+                <w:lang w:val="pt-BR"/>
+              </w:rPr>
+            </w:pPr>
+            <w:r>
+              <w:rPr>
+                <w:rFonts w:ascii="Arial" w:hAnsi="Arial" w:cs="Arial"/>
+                <w:b/>
+                <w:bCs/>
+                <w:color w:val="000000"/>
+                <w:sz w:val="20"/>
+                <w:lang w:val="pt-BR"/>
+              </w:rPr>
+              <w:t>Resultado Esperado:</w:t>
+            </w:r>
+          </w:p>
+        </w:tc>
+        <w:tc>
+          <w:tcPr>
+            <w:tcW w:w="7211" w:type="dxa"/>
+            <w:shd w:val="clear" w:color="auto" w:fill="F5F8EE"/>
+          </w:tcPr>
+          <w:p>
+            <w:pPr>
+              <w:pStyle w:val="TableContents"/>
+              <w:snapToGrid w:val="0"/>
+              <w:spacing w:line="200" w:lineRule="atLeast"/>
+              <w:rPr>
+                <w:rFonts w:ascii="Arial" w:hAnsi="Arial" w:cs="Arial"/>
+                <w:color w:val="000000"/>
+                <w:sz w:val="20"/>
+                <w:lang w:val="pt-BR"/>
+              </w:rPr>
+            </w:pPr>
+            <w:r>
+              <w:rPr>
+                <w:rFonts w:ascii="Arial" w:hAnsi="Arial" w:cs="Arial"/>
+                <w:color w:val="000000"/>
+                <w:sz w:val="20"/>
+                <w:lang w:val="pt-BR"/>
+              </w:rPr>
+              <w:t xml:space="preserve">O sistema </w:t>
+            </w:r>
+            <w:r>
+              <w:rPr>
+                <w:rFonts w:ascii="Arial" w:hAnsi="Arial" w:cs="Arial"/>
+                <w:color w:val="000000"/>
+                <w:sz w:val="20"/>
+                <w:lang w:val="pt-BR"/>
+              </w:rPr>
+              <w:t>deve dizer que apenas caracteres alfabéticos são permitidos.</w:t>
+            </w:r>
+          </w:p>
+        </w:tc>
+      </w:tr>
+    </w:tbl>
     <w:p>
       <w:pPr>
         <w:pStyle w:val="Ttulo1"/>
@@ -20928,7 +22092,6 @@
       </w:pPr>
       <w:bookmarkStart w:id="53" w:name="_Toc23336562"/>
       <w:r>
-        <w:lastRenderedPageBreak/>
         <w:t xml:space="preserve">?. </w:t>
       </w:r>
       <w:r>
@@ -21337,7 +22500,7 @@
                     </wp:inline>
                   </w:drawing>
                 </mc:Choice>
-                <mc:Fallback>
+                <mc:Fallback xmlns:w16se="http://schemas.microsoft.com/office/word/2015/wordml/symex" xmlns:w16cid="http://schemas.microsoft.com/office/word/2016/wordml/cid" xmlns:am3d="http://schemas.microsoft.com/office/drawing/2017/model3d" xmlns:aink="http://schemas.microsoft.com/office/drawing/2016/ink" xmlns:cx8="http://schemas.microsoft.com/office/drawing/2016/5/14/chartex" xmlns:cx7="http://schemas.microsoft.com/office/drawing/2016/5/13/chartex" xmlns:cx6="http://schemas.microsoft.com/office/drawing/2016/5/12/chartex" xmlns:cx5="http://schemas.microsoft.com/office/drawing/2016/5/11/chartex" xmlns:cx4="http://schemas.microsoft.com/office/drawing/2016/5/10/chartex" xmlns:cx3="http://schemas.microsoft.com/office/drawing/2016/5/9/chartex" xmlns:cx2="http://schemas.microsoft.com/office/drawing/2015/10/21/chartex" xmlns:cx1="http://schemas.microsoft.com/office/drawing/2015/9/8/chartex" xmlns:cx="http://schemas.microsoft.com/office/drawing/2014/chartex">
                   <w:pict>
                     <v:group w14:anchorId="129AF2CC" id="Group 8" o:spid="_x0000_s1026" style="width:200.2pt;height:.8pt;mso-position-horizontal-relative:char;mso-position-vertical-relative:line" coordsize="4004,16" o:gfxdata="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">
                       <v:line id="Line 12" o:spid="_x0000_s1027" style="position:absolute;visibility:visible;mso-wrap-style:square" from="0,10" to="1598,10" o:connectortype="straight" o:gfxdata="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" strokeweight=".17869mm"/>
@@ -21614,7 +22777,7 @@
                     </wp:inline>
                   </w:drawing>
                 </mc:Choice>
-                <mc:Fallback>
+                <mc:Fallback xmlns:w16se="http://schemas.microsoft.com/office/word/2015/wordml/symex" xmlns:w16cid="http://schemas.microsoft.com/office/word/2016/wordml/cid" xmlns:am3d="http://schemas.microsoft.com/office/drawing/2017/model3d" xmlns:aink="http://schemas.microsoft.com/office/drawing/2016/ink" xmlns:cx8="http://schemas.microsoft.com/office/drawing/2016/5/14/chartex" xmlns:cx7="http://schemas.microsoft.com/office/drawing/2016/5/13/chartex" xmlns:cx6="http://schemas.microsoft.com/office/drawing/2016/5/12/chartex" xmlns:cx5="http://schemas.microsoft.com/office/drawing/2016/5/11/chartex" xmlns:cx4="http://schemas.microsoft.com/office/drawing/2016/5/10/chartex" xmlns:cx3="http://schemas.microsoft.com/office/drawing/2016/5/9/chartex" xmlns:cx2="http://schemas.microsoft.com/office/drawing/2015/10/21/chartex" xmlns:cx1="http://schemas.microsoft.com/office/drawing/2015/9/8/chartex" xmlns:cx="http://schemas.microsoft.com/office/drawing/2014/chartex">
                   <w:pict>
                     <v:group w14:anchorId="00E7024A" id="Group 2" o:spid="_x0000_s1026" style="width:209.25pt;height:.8pt;mso-position-horizontal-relative:char;mso-position-vertical-relative:line" coordsize="4185,16" o:gfxdata="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">
                       <v:line id="Line 7" o:spid="_x0000_s1027" style="position:absolute;visibility:visible;mso-wrap-style:square" from="0,10" to="1598,10" o:connectortype="straight" o:gfxdata="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" strokeweight=".17869mm"/>
@@ -21715,7 +22878,7 @@
 </file>
 
 <file path=word/endnotes.xml><?xml version="1.0" encoding="utf-8"?>
-<w:endnotes xmlns:wpc="http://schemas.microsoft.com/office/word/2010/wordprocessingCanvas" xmlns:cx="http://schemas.microsoft.com/office/drawing/2014/chartex" xmlns:cx1="http://schemas.microsoft.com/office/drawing/2015/9/8/chartex" xmlns:cx2="http://schemas.microsoft.com/office/drawing/2015/10/21/chartex" xmlns:cx3="http://schemas.microsoft.com/office/drawing/2016/5/9/chartex" xmlns:cx4="http://schemas.microsoft.com/office/drawing/2016/5/10/chartex" xmlns:cx5="http://schemas.microsoft.com/office/drawing/2016/5/11/chartex" xmlns:cx6="http://schemas.microsoft.com/office/drawing/2016/5/12/chartex" xmlns:cx7="http://schemas.microsoft.com/office/drawing/2016/5/13/chartex" xmlns:cx8="http://schemas.microsoft.com/office/drawing/2016/5/14/chartex" xmlns:mc="http://schemas.openxmlformats.org/markup-compatibility/2006" xmlns:aink="http://schemas.microsoft.com/office/drawing/2016/ink" xmlns:am3d="http://schemas.microsoft.com/office/drawing/2017/model3d" xmlns:o="urn:schemas-microsoft-com:office:office" xmlns:r="http://schemas.openxmlformats.org/officeDocument/2006/relationships" xmlns:m="http://schemas.openxmlformats.org/officeDocument/2006/math" xmlns:v="urn:schemas-microsoft-com:vml" xmlns:wp14="http://schemas.microsoft.com/office/word/2010/wordprocessingDrawing" xmlns:wp="http://schemas.openxmlformats.org/drawingml/2006/wordprocessingDrawing" xmlns:w10="urn:schemas-microsoft-com:office:word" xmlns:w="http://schemas.openxmlformats.org/wordprocessingml/2006/main" xmlns:w14="http://schemas.microsoft.com/office/word/2010/wordml" xmlns:w15="http://schemas.microsoft.com/office/word/2012/wordml" xmlns:w16cid="http://schemas.microsoft.com/office/word/2016/wordml/cid" xmlns:w16se="http://schemas.microsoft.com/office/word/2015/wordml/symex" xmlns:wpg="http://schemas.microsoft.com/office/word/2010/wordprocessingGroup" xmlns:wpi="http://schemas.microsoft.com/office/word/2010/wordprocessingInk" xmlns:wne="http://schemas.microsoft.com/office/word/2006/wordml" xmlns:wps="http://schemas.microsoft.com/office/word/2010/wordprocessingShape" mc:Ignorable="w14 w15 w16se w16cid wp14">
+<w:endnotes xmlns:wpc="http://schemas.microsoft.com/office/word/2010/wordprocessingCanvas" xmlns:mc="http://schemas.openxmlformats.org/markup-compatibility/2006" xmlns:o="urn:schemas-microsoft-com:office:office" xmlns:r="http://schemas.openxmlformats.org/officeDocument/2006/relationships" xmlns:m="http://schemas.openxmlformats.org/officeDocument/2006/math" xmlns:v="urn:schemas-microsoft-com:vml" xmlns:wp14="http://schemas.microsoft.com/office/word/2010/wordprocessingDrawing" xmlns:wp="http://schemas.openxmlformats.org/drawingml/2006/wordprocessingDrawing" xmlns:w10="urn:schemas-microsoft-com:office:word" xmlns:w="http://schemas.openxmlformats.org/wordprocessingml/2006/main" xmlns:w14="http://schemas.microsoft.com/office/word/2010/wordml" xmlns:w15="http://schemas.microsoft.com/office/word/2012/wordml" xmlns:wpg="http://schemas.microsoft.com/office/word/2010/wordprocessingGroup" xmlns:wpi="http://schemas.microsoft.com/office/word/2010/wordprocessingInk" xmlns:wne="http://schemas.microsoft.com/office/word/2006/wordml" xmlns:wps="http://schemas.microsoft.com/office/word/2010/wordprocessingShape" mc:Ignorable="w14 w15 wp14">
   <w:endnote w:type="separator" w:id="-1">
     <w:p>
       <w:r>
@@ -21734,7 +22897,7 @@
 </file>
 
 <file path=word/footer1.xml><?xml version="1.0" encoding="utf-8"?>
-<w:ftr xmlns:wpc="http://schemas.microsoft.com/office/word/2010/wordprocessingCanvas" xmlns:cx="http://schemas.microsoft.com/office/drawing/2014/chartex" xmlns:cx1="http://schemas.microsoft.com/office/drawing/2015/9/8/chartex" xmlns:cx2="http://schemas.microsoft.com/office/drawing/2015/10/21/chartex" xmlns:cx3="http://schemas.microsoft.com/office/drawing/2016/5/9/chartex" xmlns:cx4="http://schemas.microsoft.com/office/drawing/2016/5/10/chartex" xmlns:cx5="http://schemas.microsoft.com/office/drawing/2016/5/11/chartex" xmlns:cx6="http://schemas.microsoft.com/office/drawing/2016/5/12/chartex" xmlns:cx7="http://schemas.microsoft.com/office/drawing/2016/5/13/chartex" xmlns:cx8="http://schemas.microsoft.com/office/drawing/2016/5/14/chartex" xmlns:mc="http://schemas.openxmlformats.org/markup-compatibility/2006" xmlns:aink="http://schemas.microsoft.com/office/drawing/2016/ink" xmlns:am3d="http://schemas.microsoft.com/office/drawing/2017/model3d" xmlns:o="urn:schemas-microsoft-com:office:office" xmlns:r="http://schemas.openxmlformats.org/officeDocument/2006/relationships" xmlns:m="http://schemas.openxmlformats.org/officeDocument/2006/math" xmlns:v="urn:schemas-microsoft-com:vml" xmlns:wp14="http://schemas.microsoft.com/office/word/2010/wordprocessingDrawing" xmlns:wp="http://schemas.openxmlformats.org/drawingml/2006/wordprocessingDrawing" xmlns:w10="urn:schemas-microsoft-com:office:word" xmlns:w="http://schemas.openxmlformats.org/wordprocessingml/2006/main" xmlns:w14="http://schemas.microsoft.com/office/word/2010/wordml" xmlns:w15="http://schemas.microsoft.com/office/word/2012/wordml" xmlns:w16cid="http://schemas.microsoft.com/office/word/2016/wordml/cid" xmlns:w16se="http://schemas.microsoft.com/office/word/2015/wordml/symex" xmlns:wpg="http://schemas.microsoft.com/office/word/2010/wordprocessingGroup" xmlns:wpi="http://schemas.microsoft.com/office/word/2010/wordprocessingInk" xmlns:wne="http://schemas.microsoft.com/office/word/2006/wordml" xmlns:wps="http://schemas.microsoft.com/office/word/2010/wordprocessingShape" mc:Ignorable="w14 w15 w16se w16cid wp14">
+<w:ftr xmlns:wpc="http://schemas.microsoft.com/office/word/2010/wordprocessingCanvas" xmlns:mc="http://schemas.openxmlformats.org/markup-compatibility/2006" xmlns:o="urn:schemas-microsoft-com:office:office" xmlns:r="http://schemas.openxmlformats.org/officeDocument/2006/relationships" xmlns:m="http://schemas.openxmlformats.org/officeDocument/2006/math" xmlns:v="urn:schemas-microsoft-com:vml" xmlns:wp14="http://schemas.microsoft.com/office/word/2010/wordprocessingDrawing" xmlns:wp="http://schemas.openxmlformats.org/drawingml/2006/wordprocessingDrawing" xmlns:w10="urn:schemas-microsoft-com:office:word" xmlns:w="http://schemas.openxmlformats.org/wordprocessingml/2006/main" xmlns:w14="http://schemas.microsoft.com/office/word/2010/wordml" xmlns:w15="http://schemas.microsoft.com/office/word/2012/wordml" xmlns:wpg="http://schemas.microsoft.com/office/word/2010/wordprocessingGroup" xmlns:wpi="http://schemas.microsoft.com/office/word/2010/wordprocessingInk" xmlns:wne="http://schemas.microsoft.com/office/word/2006/wordml" xmlns:wps="http://schemas.microsoft.com/office/word/2010/wordprocessingShape" mc:Ignorable="w14 w15 wp14">
   <w:sdt>
     <w:sdtPr>
       <w:id w:val="-1896423259"/>
@@ -21763,7 +22926,7 @@
           <w:rPr>
             <w:noProof/>
           </w:rPr>
-          <w:t>2</w:t>
+          <w:t>4</w:t>
         </w:r>
         <w:r>
           <w:fldChar w:fldCharType="end"/>
@@ -21781,7 +22944,7 @@
 </file>
 
 <file path=word/footer2.xml><?xml version="1.0" encoding="utf-8"?>
-<w:ftr xmlns:wpc="http://schemas.microsoft.com/office/word/2010/wordprocessingCanvas" xmlns:cx="http://schemas.microsoft.com/office/drawing/2014/chartex" xmlns:cx1="http://schemas.microsoft.com/office/drawing/2015/9/8/chartex" xmlns:cx2="http://schemas.microsoft.com/office/drawing/2015/10/21/chartex" xmlns:cx3="http://schemas.microsoft.com/office/drawing/2016/5/9/chartex" xmlns:cx4="http://schemas.microsoft.com/office/drawing/2016/5/10/chartex" xmlns:cx5="http://schemas.microsoft.com/office/drawing/2016/5/11/chartex" xmlns:cx6="http://schemas.microsoft.com/office/drawing/2016/5/12/chartex" xmlns:cx7="http://schemas.microsoft.com/office/drawing/2016/5/13/chartex" xmlns:cx8="http://schemas.microsoft.com/office/drawing/2016/5/14/chartex" xmlns:mc="http://schemas.openxmlformats.org/markup-compatibility/2006" xmlns:aink="http://schemas.microsoft.com/office/drawing/2016/ink" xmlns:am3d="http://schemas.microsoft.com/office/drawing/2017/model3d" xmlns:o="urn:schemas-microsoft-com:office:office" xmlns:r="http://schemas.openxmlformats.org/officeDocument/2006/relationships" xmlns:m="http://schemas.openxmlformats.org/officeDocument/2006/math" xmlns:v="urn:schemas-microsoft-com:vml" xmlns:wp14="http://schemas.microsoft.com/office/word/2010/wordprocessingDrawing" xmlns:wp="http://schemas.openxmlformats.org/drawingml/2006/wordprocessingDrawing" xmlns:w10="urn:schemas-microsoft-com:office:word" xmlns:w="http://schemas.openxmlformats.org/wordprocessingml/2006/main" xmlns:w14="http://schemas.microsoft.com/office/word/2010/wordml" xmlns:w15="http://schemas.microsoft.com/office/word/2012/wordml" xmlns:w16cid="http://schemas.microsoft.com/office/word/2016/wordml/cid" xmlns:w16se="http://schemas.microsoft.com/office/word/2015/wordml/symex" xmlns:wpg="http://schemas.microsoft.com/office/word/2010/wordprocessingGroup" xmlns:wpi="http://schemas.microsoft.com/office/word/2010/wordprocessingInk" xmlns:wne="http://schemas.microsoft.com/office/word/2006/wordml" xmlns:wps="http://schemas.microsoft.com/office/word/2010/wordprocessingShape" mc:Ignorable="w14 w15 w16se w16cid wp14">
+<w:ftr xmlns:wpc="http://schemas.microsoft.com/office/word/2010/wordprocessingCanvas" xmlns:mc="http://schemas.openxmlformats.org/markup-compatibility/2006" xmlns:o="urn:schemas-microsoft-com:office:office" xmlns:r="http://schemas.openxmlformats.org/officeDocument/2006/relationships" xmlns:m="http://schemas.openxmlformats.org/officeDocument/2006/math" xmlns:v="urn:schemas-microsoft-com:vml" xmlns:wp14="http://schemas.microsoft.com/office/word/2010/wordprocessingDrawing" xmlns:wp="http://schemas.openxmlformats.org/drawingml/2006/wordprocessingDrawing" xmlns:w10="urn:schemas-microsoft-com:office:word" xmlns:w="http://schemas.openxmlformats.org/wordprocessingml/2006/main" xmlns:w14="http://schemas.microsoft.com/office/word/2010/wordml" xmlns:w15="http://schemas.microsoft.com/office/word/2012/wordml" xmlns:wpg="http://schemas.microsoft.com/office/word/2010/wordprocessingGroup" xmlns:wpi="http://schemas.microsoft.com/office/word/2010/wordprocessingInk" xmlns:wne="http://schemas.microsoft.com/office/word/2006/wordml" xmlns:wps="http://schemas.microsoft.com/office/word/2010/wordprocessingShape" mc:Ignorable="w14 w15 wp14">
   <w:p>
     <w:pPr>
       <w:pStyle w:val="Corpodetexto"/>
@@ -21795,7 +22958,7 @@
 </file>
 
 <file path=word/footer3.xml><?xml version="1.0" encoding="utf-8"?>
-<w:ftr xmlns:wpc="http://schemas.microsoft.com/office/word/2010/wordprocessingCanvas" xmlns:cx="http://schemas.microsoft.com/office/drawing/2014/chartex" xmlns:cx1="http://schemas.microsoft.com/office/drawing/2015/9/8/chartex" xmlns:cx2="http://schemas.microsoft.com/office/drawing/2015/10/21/chartex" xmlns:cx3="http://schemas.microsoft.com/office/drawing/2016/5/9/chartex" xmlns:cx4="http://schemas.microsoft.com/office/drawing/2016/5/10/chartex" xmlns:cx5="http://schemas.microsoft.com/office/drawing/2016/5/11/chartex" xmlns:cx6="http://schemas.microsoft.com/office/drawing/2016/5/12/chartex" xmlns:cx7="http://schemas.microsoft.com/office/drawing/2016/5/13/chartex" xmlns:cx8="http://schemas.microsoft.com/office/drawing/2016/5/14/chartex" xmlns:mc="http://schemas.openxmlformats.org/markup-compatibility/2006" xmlns:aink="http://schemas.microsoft.com/office/drawing/2016/ink" xmlns:am3d="http://schemas.microsoft.com/office/drawing/2017/model3d" xmlns:o="urn:schemas-microsoft-com:office:office" xmlns:r="http://schemas.openxmlformats.org/officeDocument/2006/relationships" xmlns:m="http://schemas.openxmlformats.org/officeDocument/2006/math" xmlns:v="urn:schemas-microsoft-com:vml" xmlns:wp14="http://schemas.microsoft.com/office/word/2010/wordprocessingDrawing" xmlns:wp="http://schemas.openxmlformats.org/drawingml/2006/wordprocessingDrawing" xmlns:w10="urn:schemas-microsoft-com:office:word" xmlns:w="http://schemas.openxmlformats.org/wordprocessingml/2006/main" xmlns:w14="http://schemas.microsoft.com/office/word/2010/wordml" xmlns:w15="http://schemas.microsoft.com/office/word/2012/wordml" xmlns:w16cid="http://schemas.microsoft.com/office/word/2016/wordml/cid" xmlns:w16se="http://schemas.microsoft.com/office/word/2015/wordml/symex" xmlns:wpg="http://schemas.microsoft.com/office/word/2010/wordprocessingGroup" xmlns:wpi="http://schemas.microsoft.com/office/word/2010/wordprocessingInk" xmlns:wne="http://schemas.microsoft.com/office/word/2006/wordml" xmlns:wps="http://schemas.microsoft.com/office/word/2010/wordprocessingShape" mc:Ignorable="w14 w15 w16se w16cid wp14">
+<w:ftr xmlns:wpc="http://schemas.microsoft.com/office/word/2010/wordprocessingCanvas" xmlns:mc="http://schemas.openxmlformats.org/markup-compatibility/2006" xmlns:o="urn:schemas-microsoft-com:office:office" xmlns:r="http://schemas.openxmlformats.org/officeDocument/2006/relationships" xmlns:m="http://schemas.openxmlformats.org/officeDocument/2006/math" xmlns:v="urn:schemas-microsoft-com:vml" xmlns:wp14="http://schemas.microsoft.com/office/word/2010/wordprocessingDrawing" xmlns:wp="http://schemas.openxmlformats.org/drawingml/2006/wordprocessingDrawing" xmlns:w10="urn:schemas-microsoft-com:office:word" xmlns:w="http://schemas.openxmlformats.org/wordprocessingml/2006/main" xmlns:w14="http://schemas.microsoft.com/office/word/2010/wordml" xmlns:w15="http://schemas.microsoft.com/office/word/2012/wordml" xmlns:wpg="http://schemas.microsoft.com/office/word/2010/wordprocessingGroup" xmlns:wpi="http://schemas.microsoft.com/office/word/2010/wordprocessingInk" xmlns:wne="http://schemas.microsoft.com/office/word/2006/wordml" xmlns:wps="http://schemas.microsoft.com/office/word/2010/wordprocessingShape" mc:Ignorable="w14 w15 wp14">
   <w:sdt>
     <w:sdtPr>
       <w:id w:val="661898347"/>
@@ -21824,7 +22987,7 @@
           <w:rPr>
             <w:noProof/>
           </w:rPr>
-          <w:t>8</w:t>
+          <w:t>28</w:t>
         </w:r>
         <w:r>
           <w:fldChar w:fldCharType="end"/>
@@ -21842,7 +23005,7 @@
 </file>
 
 <file path=word/footnotes.xml><?xml version="1.0" encoding="utf-8"?>
-<w:footnotes xmlns:wpc="http://schemas.microsoft.com/office/word/2010/wordprocessingCanvas" xmlns:cx="http://schemas.microsoft.com/office/drawing/2014/chartex" xmlns:cx1="http://schemas.microsoft.com/office/drawing/2015/9/8/chartex" xmlns:cx2="http://schemas.microsoft.com/office/drawing/2015/10/21/chartex" xmlns:cx3="http://schemas.microsoft.com/office/drawing/2016/5/9/chartex" xmlns:cx4="http://schemas.microsoft.com/office/drawing/2016/5/10/chartex" xmlns:cx5="http://schemas.microsoft.com/office/drawing/2016/5/11/chartex" xmlns:cx6="http://schemas.microsoft.com/office/drawing/2016/5/12/chartex" xmlns:cx7="http://schemas.microsoft.com/office/drawing/2016/5/13/chartex" xmlns:cx8="http://schemas.microsoft.com/office/drawing/2016/5/14/chartex" xmlns:mc="http://schemas.openxmlformats.org/markup-compatibility/2006" xmlns:aink="http://schemas.microsoft.com/office/drawing/2016/ink" xmlns:am3d="http://schemas.microsoft.com/office/drawing/2017/model3d" xmlns:o="urn:schemas-microsoft-com:office:office" xmlns:r="http://schemas.openxmlformats.org/officeDocument/2006/relationships" xmlns:m="http://schemas.openxmlformats.org/officeDocument/2006/math" xmlns:v="urn:schemas-microsoft-com:vml" xmlns:wp14="http://schemas.microsoft.com/office/word/2010/wordprocessingDrawing" xmlns:wp="http://schemas.openxmlformats.org/drawingml/2006/wordprocessingDrawing" xmlns:w10="urn:schemas-microsoft-com:office:word" xmlns:w="http://schemas.openxmlformats.org/wordprocessingml/2006/main" xmlns:w14="http://schemas.microsoft.com/office/word/2010/wordml" xmlns:w15="http://schemas.microsoft.com/office/word/2012/wordml" xmlns:w16cid="http://schemas.microsoft.com/office/word/2016/wordml/cid" xmlns:w16se="http://schemas.microsoft.com/office/word/2015/wordml/symex" xmlns:wpg="http://schemas.microsoft.com/office/word/2010/wordprocessingGroup" xmlns:wpi="http://schemas.microsoft.com/office/word/2010/wordprocessingInk" xmlns:wne="http://schemas.microsoft.com/office/word/2006/wordml" xmlns:wps="http://schemas.microsoft.com/office/word/2010/wordprocessingShape" mc:Ignorable="w14 w15 w16se w16cid wp14">
+<w:footnotes xmlns:wpc="http://schemas.microsoft.com/office/word/2010/wordprocessingCanvas" xmlns:mc="http://schemas.openxmlformats.org/markup-compatibility/2006" xmlns:o="urn:schemas-microsoft-com:office:office" xmlns:r="http://schemas.openxmlformats.org/officeDocument/2006/relationships" xmlns:m="http://schemas.openxmlformats.org/officeDocument/2006/math" xmlns:v="urn:schemas-microsoft-com:vml" xmlns:wp14="http://schemas.microsoft.com/office/word/2010/wordprocessingDrawing" xmlns:wp="http://schemas.openxmlformats.org/drawingml/2006/wordprocessingDrawing" xmlns:w10="urn:schemas-microsoft-com:office:word" xmlns:w="http://schemas.openxmlformats.org/wordprocessingml/2006/main" xmlns:w14="http://schemas.microsoft.com/office/word/2010/wordml" xmlns:w15="http://schemas.microsoft.com/office/word/2012/wordml" xmlns:wpg="http://schemas.microsoft.com/office/word/2010/wordprocessingGroup" xmlns:wpi="http://schemas.microsoft.com/office/word/2010/wordprocessingInk" xmlns:wne="http://schemas.microsoft.com/office/word/2006/wordml" xmlns:wps="http://schemas.microsoft.com/office/word/2010/wordprocessingShape" mc:Ignorable="w14 w15 wp14">
   <w:footnote w:type="separator" w:id="-1">
     <w:p>
       <w:r>
@@ -21861,7 +23024,7 @@
 </file>
 
 <file path=word/header1.xml><?xml version="1.0" encoding="utf-8"?>
-<w:hdr xmlns:wpc="http://schemas.microsoft.com/office/word/2010/wordprocessingCanvas" xmlns:cx="http://schemas.microsoft.com/office/drawing/2014/chartex" xmlns:cx1="http://schemas.microsoft.com/office/drawing/2015/9/8/chartex" xmlns:cx2="http://schemas.microsoft.com/office/drawing/2015/10/21/chartex" xmlns:cx3="http://schemas.microsoft.com/office/drawing/2016/5/9/chartex" xmlns:cx4="http://schemas.microsoft.com/office/drawing/2016/5/10/chartex" xmlns:cx5="http://schemas.microsoft.com/office/drawing/2016/5/11/chartex" xmlns:cx6="http://schemas.microsoft.com/office/drawing/2016/5/12/chartex" xmlns:cx7="http://schemas.microsoft.com/office/drawing/2016/5/13/chartex" xmlns:cx8="http://schemas.microsoft.com/office/drawing/2016/5/14/chartex" xmlns:mc="http://schemas.openxmlformats.org/markup-compatibility/2006" xmlns:aink="http://schemas.microsoft.com/office/drawing/2016/ink" xmlns:am3d="http://schemas.microsoft.com/office/drawing/2017/model3d" xmlns:o="urn:schemas-microsoft-com:office:office" xmlns:r="http://schemas.openxmlformats.org/officeDocument/2006/relationships" xmlns:m="http://schemas.openxmlformats.org/officeDocument/2006/math" xmlns:v="urn:schemas-microsoft-com:vml" xmlns:wp14="http://schemas.microsoft.com/office/word/2010/wordprocessingDrawing" xmlns:wp="http://schemas.openxmlformats.org/drawingml/2006/wordprocessingDrawing" xmlns:w10="urn:schemas-microsoft-com:office:word" xmlns:w="http://schemas.openxmlformats.org/wordprocessingml/2006/main" xmlns:w14="http://schemas.microsoft.com/office/word/2010/wordml" xmlns:w15="http://schemas.microsoft.com/office/word/2012/wordml" xmlns:w16cid="http://schemas.microsoft.com/office/word/2016/wordml/cid" xmlns:w16se="http://schemas.microsoft.com/office/word/2015/wordml/symex" xmlns:wpg="http://schemas.microsoft.com/office/word/2010/wordprocessingGroup" xmlns:wpi="http://schemas.microsoft.com/office/word/2010/wordprocessingInk" xmlns:wne="http://schemas.microsoft.com/office/word/2006/wordml" xmlns:wps="http://schemas.microsoft.com/office/word/2010/wordprocessingShape" mc:Ignorable="w14 w15 w16se w16cid wp14">
+<w:hdr xmlns:wpc="http://schemas.microsoft.com/office/word/2010/wordprocessingCanvas" xmlns:mc="http://schemas.openxmlformats.org/markup-compatibility/2006" xmlns:o="urn:schemas-microsoft-com:office:office" xmlns:r="http://schemas.openxmlformats.org/officeDocument/2006/relationships" xmlns:m="http://schemas.openxmlformats.org/officeDocument/2006/math" xmlns:v="urn:schemas-microsoft-com:vml" xmlns:wp14="http://schemas.microsoft.com/office/word/2010/wordprocessingDrawing" xmlns:wp="http://schemas.openxmlformats.org/drawingml/2006/wordprocessingDrawing" xmlns:w10="urn:schemas-microsoft-com:office:word" xmlns:w="http://schemas.openxmlformats.org/wordprocessingml/2006/main" xmlns:w14="http://schemas.microsoft.com/office/word/2010/wordml" xmlns:w15="http://schemas.microsoft.com/office/word/2012/wordml" xmlns:wpg="http://schemas.microsoft.com/office/word/2010/wordprocessingGroup" xmlns:wpi="http://schemas.microsoft.com/office/word/2010/wordprocessingInk" xmlns:wne="http://schemas.microsoft.com/office/word/2006/wordml" xmlns:wps="http://schemas.microsoft.com/office/word/2010/wordprocessingShape" mc:Ignorable="w14 w15 wp14">
   <w:p>
     <w:pPr>
       <w:pStyle w:val="Corpodetexto"/>
@@ -21972,6 +23135,7 @@
                                   <w:rPr>
                                     <w:rFonts w:ascii="Times New Roman"/>
                                     <w:noProof/>
+                                    <w:lang w:bidi="ar-SA"/>
                                   </w:rPr>
                                   <w:drawing>
                                     <wp:inline distT="0" distB="0" distL="0" distR="0" wp14:anchorId="3708217A" wp14:editId="4DF92527">
@@ -22123,7 +23287,7 @@
                                     <w:noProof/>
                                     <w:sz w:val="18"/>
                                   </w:rPr>
-                                  <w:t>4</w:t>
+                                  <w:t>28</w:t>
                                 </w:r>
                                 <w:r>
                                   <w:fldChar w:fldCharType="end"/>
@@ -22465,7 +23629,7 @@
               <v:stroke joinstyle="miter"/>
               <v:path gradientshapeok="t" o:connecttype="rect"/>
             </v:shapetype>
-            <v:shape id="Text Box 7" o:spid="_x0000_s1026" type="#_x0000_t202" style="position:absolute;margin-left:64.5pt;margin-top:20.05pt;width:492.1pt;height:116.45pt;z-index:1072;visibility:visible;mso-wrap-style:square;mso-width-percent:0;mso-height-percent:0;mso-wrap-distance-left:9pt;mso-wrap-distance-top:0;mso-wrap-distance-right:9pt;mso-wrap-distance-bottom:0;mso-position-horizontal:absolute;mso-position-horizontal-relative:page;mso-position-vertical:absolute;mso-position-vertical-relative:page;mso-width-percent:0;mso-height-percent:0;mso-width-relative:page;mso-height-relative:page;v-text-anchor:top" o:gfxdata="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" filled="f" stroked="f">
+            <v:shape id="Text Box 7" o:spid="_x0000_s1026" type="#_x0000_t202" style="position:absolute;margin-left:64.5pt;margin-top:20.05pt;width:492.1pt;height:116.45pt;z-index:1072;visibility:visible;mso-wrap-style:square;mso-width-percent:0;mso-height-percent:0;mso-wrap-distance-left:9pt;mso-wrap-distance-top:0;mso-wrap-distance-right:9pt;mso-wrap-distance-bottom:0;mso-position-horizontal:absolute;mso-position-horizontal-relative:page;mso-position-vertical:absolute;mso-position-vertical-relative:page;mso-width-percent:0;mso-height-percent:0;mso-width-relative:page;mso-height-relative:page;v-text-anchor:top" o:gfxdata="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" filled="f" stroked="f">
               <v:textbox inset="0,0,0,0">
                 <w:txbxContent>
                   <w:tbl>
@@ -22510,6 +23674,7 @@
                             <w:rPr>
                               <w:rFonts w:ascii="Times New Roman"/>
                               <w:noProof/>
+                              <w:lang w:bidi="ar-SA"/>
                             </w:rPr>
                             <w:drawing>
                               <wp:inline distT="0" distB="0" distL="0" distR="0" wp14:anchorId="3708217A" wp14:editId="4DF92527">
@@ -22661,7 +23826,7 @@
                               <w:noProof/>
                               <w:sz w:val="18"/>
                             </w:rPr>
-                            <w:t>4</w:t>
+                            <w:t>28</w:t>
                           </w:r>
                           <w:r>
                             <w:fldChar w:fldCharType="end"/>
@@ -22993,8 +24158,8 @@
 </file>
 
 <file path=word/numbering.xml><?xml version="1.0" encoding="utf-8"?>
-<w:numbering xmlns:wpc="http://schemas.microsoft.com/office/word/2010/wordprocessingCanvas" xmlns:cx="http://schemas.microsoft.com/office/drawing/2014/chartex" xmlns:cx1="http://schemas.microsoft.com/office/drawing/2015/9/8/chartex" xmlns:cx2="http://schemas.microsoft.com/office/drawing/2015/10/21/chartex" xmlns:cx3="http://schemas.microsoft.com/office/drawing/2016/5/9/chartex" xmlns:cx4="http://schemas.microsoft.com/office/drawing/2016/5/10/chartex" xmlns:cx5="http://schemas.microsoft.com/office/drawing/2016/5/11/chartex" xmlns:cx6="http://schemas.microsoft.com/office/drawing/2016/5/12/chartex" xmlns:cx7="http://schemas.microsoft.com/office/drawing/2016/5/13/chartex" xmlns:cx8="http://schemas.microsoft.com/office/drawing/2016/5/14/chartex" xmlns:mc="http://schemas.openxmlformats.org/markup-compatibility/2006" xmlns:aink="http://schemas.microsoft.com/office/drawing/2016/ink" xmlns:am3d="http://schemas.microsoft.com/office/drawing/2017/model3d" xmlns:o="urn:schemas-microsoft-com:office:office" xmlns:r="http://schemas.openxmlformats.org/officeDocument/2006/relationships" xmlns:m="http://schemas.openxmlformats.org/officeDocument/2006/math" xmlns:v="urn:schemas-microsoft-com:vml" xmlns:wp14="http://schemas.microsoft.com/office/word/2010/wordprocessingDrawing" xmlns:wp="http://schemas.openxmlformats.org/drawingml/2006/wordprocessingDrawing" xmlns:w10="urn:schemas-microsoft-com:office:word" xmlns:w="http://schemas.openxmlformats.org/wordprocessingml/2006/main" xmlns:w14="http://schemas.microsoft.com/office/word/2010/wordml" xmlns:w15="http://schemas.microsoft.com/office/word/2012/wordml" xmlns:w16cid="http://schemas.microsoft.com/office/word/2016/wordml/cid" xmlns:w16se="http://schemas.microsoft.com/office/word/2015/wordml/symex" xmlns:wpg="http://schemas.microsoft.com/office/word/2010/wordprocessingGroup" xmlns:wpi="http://schemas.microsoft.com/office/word/2010/wordprocessingInk" xmlns:wne="http://schemas.microsoft.com/office/word/2006/wordml" xmlns:wps="http://schemas.microsoft.com/office/word/2010/wordprocessingShape" mc:Ignorable="w14 w15 w16se w16cid wp14">
-  <w:abstractNum w:abstractNumId="0" w15:restartNumberingAfterBreak="0">
+<w:numbering xmlns:wpc="http://schemas.microsoft.com/office/word/2010/wordprocessingCanvas" xmlns:mc="http://schemas.openxmlformats.org/markup-compatibility/2006" xmlns:o="urn:schemas-microsoft-com:office:office" xmlns:r="http://schemas.openxmlformats.org/officeDocument/2006/relationships" xmlns:m="http://schemas.openxmlformats.org/officeDocument/2006/math" xmlns:v="urn:schemas-microsoft-com:vml" xmlns:wp14="http://schemas.microsoft.com/office/word/2010/wordprocessingDrawing" xmlns:wp="http://schemas.openxmlformats.org/drawingml/2006/wordprocessingDrawing" xmlns:w10="urn:schemas-microsoft-com:office:word" xmlns:w="http://schemas.openxmlformats.org/wordprocessingml/2006/main" xmlns:w14="http://schemas.microsoft.com/office/word/2010/wordml" xmlns:w15="http://schemas.microsoft.com/office/word/2012/wordml" xmlns:wpg="http://schemas.microsoft.com/office/word/2010/wordprocessingGroup" xmlns:wpi="http://schemas.microsoft.com/office/word/2010/wordprocessingInk" xmlns:wne="http://schemas.microsoft.com/office/word/2006/wordml" xmlns:wps="http://schemas.microsoft.com/office/word/2010/wordprocessingShape" mc:Ignorable="w14 w15 wp14">
+  <w:abstractNum w:abstractNumId="0">
     <w:nsid w:val="08987212"/>
     <w:multiLevelType w:val="multilevel"/>
     <w:tmpl w:val="F3742B46"/>
@@ -23115,7 +24280,7 @@
       </w:rPr>
     </w:lvl>
   </w:abstractNum>
-  <w:abstractNum w:abstractNumId="1" w15:restartNumberingAfterBreak="0">
+  <w:abstractNum w:abstractNumId="1">
     <w:nsid w:val="08997D1C"/>
     <w:multiLevelType w:val="multilevel"/>
     <w:tmpl w:val="F3742B46"/>
@@ -23236,7 +24401,7 @@
       </w:rPr>
     </w:lvl>
   </w:abstractNum>
-  <w:abstractNum w:abstractNumId="2" w15:restartNumberingAfterBreak="0">
+  <w:abstractNum w:abstractNumId="2">
     <w:nsid w:val="145E0051"/>
     <w:multiLevelType w:val="hybridMultilevel"/>
     <w:tmpl w:val="30E2DF20"/>
@@ -23325,7 +24490,7 @@
       </w:pPr>
     </w:lvl>
   </w:abstractNum>
-  <w:abstractNum w:abstractNumId="3" w15:restartNumberingAfterBreak="0">
+  <w:abstractNum w:abstractNumId="3">
     <w:nsid w:val="14CE46FF"/>
     <w:multiLevelType w:val="hybridMultilevel"/>
     <w:tmpl w:val="5628D002"/>
@@ -23414,7 +24579,7 @@
       </w:pPr>
     </w:lvl>
   </w:abstractNum>
-  <w:abstractNum w:abstractNumId="4" w15:restartNumberingAfterBreak="0">
+  <w:abstractNum w:abstractNumId="4">
     <w:nsid w:val="172C19FF"/>
     <w:multiLevelType w:val="multilevel"/>
     <w:tmpl w:val="5FE0A462"/>
@@ -23536,7 +24701,7 @@
       </w:rPr>
     </w:lvl>
   </w:abstractNum>
-  <w:abstractNum w:abstractNumId="5" w15:restartNumberingAfterBreak="0">
+  <w:abstractNum w:abstractNumId="5">
     <w:nsid w:val="19AE68D3"/>
     <w:multiLevelType w:val="multilevel"/>
     <w:tmpl w:val="F3742B46"/>
@@ -23657,7 +24822,7 @@
       </w:rPr>
     </w:lvl>
   </w:abstractNum>
-  <w:abstractNum w:abstractNumId="6" w15:restartNumberingAfterBreak="0">
+  <w:abstractNum w:abstractNumId="6">
     <w:nsid w:val="2F952FF1"/>
     <w:multiLevelType w:val="multilevel"/>
     <w:tmpl w:val="F3742B46"/>
@@ -23778,7 +24943,7 @@
       </w:rPr>
     </w:lvl>
   </w:abstractNum>
-  <w:abstractNum w:abstractNumId="7" w15:restartNumberingAfterBreak="0">
+  <w:abstractNum w:abstractNumId="7">
     <w:nsid w:val="300A2762"/>
     <w:multiLevelType w:val="multilevel"/>
     <w:tmpl w:val="F3742B46"/>
@@ -23899,7 +25064,7 @@
       </w:rPr>
     </w:lvl>
   </w:abstractNum>
-  <w:abstractNum w:abstractNumId="8" w15:restartNumberingAfterBreak="0">
+  <w:abstractNum w:abstractNumId="8">
     <w:nsid w:val="33090D47"/>
     <w:multiLevelType w:val="hybridMultilevel"/>
     <w:tmpl w:val="2822EFC0"/>
@@ -23988,7 +25153,7 @@
       </w:pPr>
     </w:lvl>
   </w:abstractNum>
-  <w:abstractNum w:abstractNumId="9" w15:restartNumberingAfterBreak="0">
+  <w:abstractNum w:abstractNumId="9">
     <w:nsid w:val="39787550"/>
     <w:multiLevelType w:val="multilevel"/>
     <w:tmpl w:val="B3E62804"/>
@@ -24101,7 +25266,7 @@
       </w:rPr>
     </w:lvl>
   </w:abstractNum>
-  <w:abstractNum w:abstractNumId="10" w15:restartNumberingAfterBreak="0">
+  <w:abstractNum w:abstractNumId="10">
     <w:nsid w:val="3B346D2C"/>
     <w:multiLevelType w:val="hybridMultilevel"/>
     <w:tmpl w:val="0A64E32C"/>
@@ -24214,7 +25379,7 @@
       </w:rPr>
     </w:lvl>
   </w:abstractNum>
-  <w:abstractNum w:abstractNumId="11" w15:restartNumberingAfterBreak="0">
+  <w:abstractNum w:abstractNumId="11">
     <w:nsid w:val="3C677E29"/>
     <w:multiLevelType w:val="multilevel"/>
     <w:tmpl w:val="E40AE006"/>
@@ -24341,7 +25506,7 @@
       </w:rPr>
     </w:lvl>
   </w:abstractNum>
-  <w:abstractNum w:abstractNumId="12" w15:restartNumberingAfterBreak="0">
+  <w:abstractNum w:abstractNumId="12">
     <w:nsid w:val="3CD327A2"/>
     <w:multiLevelType w:val="multilevel"/>
     <w:tmpl w:val="E2CAF4F8"/>
@@ -24466,7 +25631,7 @@
       </w:rPr>
     </w:lvl>
   </w:abstractNum>
-  <w:abstractNum w:abstractNumId="13" w15:restartNumberingAfterBreak="0">
+  <w:abstractNum w:abstractNumId="13">
     <w:nsid w:val="3CE2609C"/>
     <w:multiLevelType w:val="multilevel"/>
     <w:tmpl w:val="AFF84B30"/>
@@ -24587,7 +25752,7 @@
       </w:rPr>
     </w:lvl>
   </w:abstractNum>
-  <w:abstractNum w:abstractNumId="14" w15:restartNumberingAfterBreak="0">
+  <w:abstractNum w:abstractNumId="14">
     <w:nsid w:val="474739C4"/>
     <w:multiLevelType w:val="multilevel"/>
     <w:tmpl w:val="477CC9A8"/>
@@ -24700,7 +25865,7 @@
       </w:rPr>
     </w:lvl>
   </w:abstractNum>
-  <w:abstractNum w:abstractNumId="15" w15:restartNumberingAfterBreak="0">
+  <w:abstractNum w:abstractNumId="15">
     <w:nsid w:val="554E4FF6"/>
     <w:multiLevelType w:val="multilevel"/>
     <w:tmpl w:val="AFF84B30"/>
@@ -24821,7 +25986,7 @@
       </w:rPr>
     </w:lvl>
   </w:abstractNum>
-  <w:abstractNum w:abstractNumId="16" w15:restartNumberingAfterBreak="0">
+  <w:abstractNum w:abstractNumId="16">
     <w:nsid w:val="5D2F1E41"/>
     <w:multiLevelType w:val="multilevel"/>
     <w:tmpl w:val="477CC9A8"/>
@@ -24934,7 +26099,7 @@
       </w:rPr>
     </w:lvl>
   </w:abstractNum>
-  <w:abstractNum w:abstractNumId="17" w15:restartNumberingAfterBreak="0">
+  <w:abstractNum w:abstractNumId="17">
     <w:nsid w:val="5F156CAB"/>
     <w:multiLevelType w:val="multilevel"/>
     <w:tmpl w:val="477CC9A8"/>
@@ -25047,7 +26212,7 @@
       </w:rPr>
     </w:lvl>
   </w:abstractNum>
-  <w:abstractNum w:abstractNumId="18" w15:restartNumberingAfterBreak="0">
+  <w:abstractNum w:abstractNumId="18">
     <w:nsid w:val="5F2F6433"/>
     <w:multiLevelType w:val="multilevel"/>
     <w:tmpl w:val="E40AE006"/>
@@ -25174,7 +26339,7 @@
       </w:rPr>
     </w:lvl>
   </w:abstractNum>
-  <w:abstractNum w:abstractNumId="19" w15:restartNumberingAfterBreak="0">
+  <w:abstractNum w:abstractNumId="19">
     <w:nsid w:val="5F5A416F"/>
     <w:multiLevelType w:val="multilevel"/>
     <w:tmpl w:val="33D03D00"/>
@@ -25287,7 +26452,7 @@
       </w:rPr>
     </w:lvl>
   </w:abstractNum>
-  <w:abstractNum w:abstractNumId="20" w15:restartNumberingAfterBreak="0">
+  <w:abstractNum w:abstractNumId="20">
     <w:nsid w:val="60877390"/>
     <w:multiLevelType w:val="multilevel"/>
     <w:tmpl w:val="F3742B46"/>
@@ -25408,7 +26573,7 @@
       </w:rPr>
     </w:lvl>
   </w:abstractNum>
-  <w:abstractNum w:abstractNumId="21" w15:restartNumberingAfterBreak="0">
+  <w:abstractNum w:abstractNumId="21">
     <w:nsid w:val="61AC4398"/>
     <w:multiLevelType w:val="multilevel"/>
     <w:tmpl w:val="E40AE006"/>
@@ -25535,7 +26700,7 @@
       </w:rPr>
     </w:lvl>
   </w:abstractNum>
-  <w:abstractNum w:abstractNumId="22" w15:restartNumberingAfterBreak="0">
+  <w:abstractNum w:abstractNumId="22">
     <w:nsid w:val="66F92D61"/>
     <w:multiLevelType w:val="multilevel"/>
     <w:tmpl w:val="E40AE006"/>
@@ -25662,7 +26827,7 @@
       </w:rPr>
     </w:lvl>
   </w:abstractNum>
-  <w:abstractNum w:abstractNumId="23" w15:restartNumberingAfterBreak="0">
+  <w:abstractNum w:abstractNumId="23">
     <w:nsid w:val="6D582A49"/>
     <w:multiLevelType w:val="multilevel"/>
     <w:tmpl w:val="DF0A444C"/>
@@ -25775,7 +26940,7 @@
       </w:rPr>
     </w:lvl>
   </w:abstractNum>
-  <w:abstractNum w:abstractNumId="24" w15:restartNumberingAfterBreak="0">
+  <w:abstractNum w:abstractNumId="24">
     <w:nsid w:val="76404785"/>
     <w:multiLevelType w:val="hybridMultilevel"/>
     <w:tmpl w:val="06C2BFB8"/>
@@ -25861,7 +27026,7 @@
       </w:pPr>
     </w:lvl>
   </w:abstractNum>
-  <w:abstractNum w:abstractNumId="25" w15:restartNumberingAfterBreak="0">
+  <w:abstractNum w:abstractNumId="25">
     <w:nsid w:val="78CE36D7"/>
     <w:multiLevelType w:val="multilevel"/>
     <w:tmpl w:val="477CC9A8"/>
@@ -25974,7 +27139,7 @@
       </w:rPr>
     </w:lvl>
   </w:abstractNum>
-  <w:abstractNum w:abstractNumId="26" w15:restartNumberingAfterBreak="0">
+  <w:abstractNum w:abstractNumId="26">
     <w:nsid w:val="7A0B42C7"/>
     <w:multiLevelType w:val="multilevel"/>
     <w:tmpl w:val="F3742B46"/>
@@ -26180,7 +27345,7 @@
 </file>
 
 <file path=word/styles.xml><?xml version="1.0" encoding="utf-8"?>
-<w:styles xmlns:mc="http://schemas.openxmlformats.org/markup-compatibility/2006" xmlns:r="http://schemas.openxmlformats.org/officeDocument/2006/relationships" xmlns:w="http://schemas.openxmlformats.org/wordprocessingml/2006/main" xmlns:w14="http://schemas.microsoft.com/office/word/2010/wordml" xmlns:w15="http://schemas.microsoft.com/office/word/2012/wordml" xmlns:w16cid="http://schemas.microsoft.com/office/word/2016/wordml/cid" xmlns:w16se="http://schemas.microsoft.com/office/word/2015/wordml/symex" mc:Ignorable="w14 w15 w16se w16cid">
+<w:styles xmlns:mc="http://schemas.openxmlformats.org/markup-compatibility/2006" xmlns:r="http://schemas.openxmlformats.org/officeDocument/2006/relationships" xmlns:w="http://schemas.openxmlformats.org/wordprocessingml/2006/main" xmlns:w14="http://schemas.microsoft.com/office/word/2010/wordml" xmlns:w15="http://schemas.microsoft.com/office/word/2012/wordml" mc:Ignorable="w14 w15">
   <w:docDefaults>
     <w:rPrDefault>
       <w:rPr>
@@ -26198,7 +27363,7 @@
       </w:pPr>
     </w:pPrDefault>
   </w:docDefaults>
-  <w:latentStyles w:defLockedState="0" w:defUIPriority="99" w:defSemiHidden="0" w:defUnhideWhenUsed="0" w:defQFormat="0" w:count="377">
+  <w:latentStyles w:defLockedState="0" w:defUIPriority="99" w:defSemiHidden="0" w:defUnhideWhenUsed="0" w:defQFormat="0" w:count="371">
     <w:lsdException w:name="Normal" w:uiPriority="0" w:qFormat="1"/>
     <w:lsdException w:name="heading 1" w:uiPriority="9" w:qFormat="1"/>
     <w:lsdException w:name="heading 2" w:semiHidden="1" w:uiPriority="9" w:unhideWhenUsed="1" w:qFormat="1"/>
@@ -26570,12 +27735,6 @@
     <w:lsdException w:name="List Table 5 Dark Accent 6" w:uiPriority="50"/>
     <w:lsdException w:name="List Table 6 Colorful Accent 6" w:uiPriority="51"/>
     <w:lsdException w:name="List Table 7 Colorful Accent 6" w:uiPriority="52"/>
-    <w:lsdException w:name="Mention" w:semiHidden="1" w:unhideWhenUsed="1"/>
-    <w:lsdException w:name="Smart Hyperlink" w:semiHidden="1" w:unhideWhenUsed="1"/>
-    <w:lsdException w:name="Hashtag" w:semiHidden="1" w:unhideWhenUsed="1"/>
-    <w:lsdException w:name="Unresolved Mention" w:semiHidden="1" w:unhideWhenUsed="1"/>
-    <w:lsdException w:name="Smart Link" w:semiHidden="1" w:unhideWhenUsed="1"/>
-    <w:lsdException w:name="Smart Link Error" w:semiHidden="1" w:unhideWhenUsed="1"/>
   </w:latentStyles>
   <w:style w:type="paragraph" w:default="1" w:styleId="Normal">
     <w:name w:val="Normal"/>
@@ -26866,6 +28025,7 @@
     <w:tblPr>
       <w:tblStyleRowBandSize w:val="1"/>
       <w:tblStyleColBandSize w:val="1"/>
+      <w:tblInd w:w="0" w:type="dxa"/>
       <w:tblBorders>
         <w:top w:val="single" w:sz="8" w:space="0" w:color="B3CC82" w:themeColor="accent3" w:themeTint="BF"/>
         <w:left w:val="single" w:sz="8" w:space="0" w:color="B3CC82" w:themeColor="accent3" w:themeTint="BF"/>
@@ -26874,6 +28034,12 @@
         <w:insideH w:val="single" w:sz="8" w:space="0" w:color="B3CC82" w:themeColor="accent3" w:themeTint="BF"/>
         <w:insideV w:val="single" w:sz="8" w:space="0" w:color="B3CC82" w:themeColor="accent3" w:themeTint="BF"/>
       </w:tblBorders>
+      <w:tblCellMar>
+        <w:top w:w="0" w:type="dxa"/>
+        <w:left w:w="108" w:type="dxa"/>
+        <w:bottom w:w="0" w:type="dxa"/>
+        <w:right w:w="108" w:type="dxa"/>
+      </w:tblCellMar>
     </w:tblPr>
     <w:tcPr>
       <w:shd w:val="clear" w:color="auto" w:fill="E6EED5" w:themeFill="accent3" w:themeFillTint="3F"/>
@@ -26984,6 +28150,7 @@
     <w:uiPriority w:val="59"/>
     <w:rsid w:val="00BF1023"/>
     <w:tblPr>
+      <w:tblInd w:w="0" w:type="dxa"/>
       <w:tblBorders>
         <w:top w:val="single" w:sz="4" w:space="0" w:color="auto"/>
         <w:left w:val="single" w:sz="4" w:space="0" w:color="auto"/>
@@ -26992,6 +28159,12 @@
         <w:insideH w:val="single" w:sz="4" w:space="0" w:color="auto"/>
         <w:insideV w:val="single" w:sz="4" w:space="0" w:color="auto"/>
       </w:tblBorders>
+      <w:tblCellMar>
+        <w:top w:w="0" w:type="dxa"/>
+        <w:left w:w="108" w:type="dxa"/>
+        <w:bottom w:w="0" w:type="dxa"/>
+        <w:right w:w="108" w:type="dxa"/>
+      </w:tblCellMar>
     </w:tblPr>
   </w:style>
   <w:style w:type="character" w:customStyle="1" w:styleId="Ttulo3Char">
@@ -27024,7 +28197,7 @@
       <w:lang w:val="pt-BR" w:eastAsia="pt-BR" w:bidi="pt-BR"/>
     </w:rPr>
   </w:style>
-  <w:style w:type="character" w:styleId="MenoPendente">
+  <w:style w:type="character" w:customStyle="1" w:styleId="UnresolvedMention">
     <w:name w:val="Unresolved Mention"/>
     <w:basedOn w:val="Fontepargpadro"/>
     <w:uiPriority w:val="99"/>
@@ -27356,7 +28529,7 @@
 </file>
 
 <file path=customXml/itemProps1.xml><?xml version="1.0" encoding="utf-8"?>
-<ds:datastoreItem xmlns:ds="http://schemas.openxmlformats.org/officeDocument/2006/customXml" ds:itemID="{CF64C3C4-6EDF-485E-8F0F-51287D10DC20}">
+<ds:datastoreItem xmlns:ds="http://schemas.openxmlformats.org/officeDocument/2006/customXml" ds:itemID="{90307AFD-B84A-42BE-A8C1-A7A30C274A0A}">
   <ds:schemaRefs>
     <ds:schemaRef ds:uri="http://schemas.openxmlformats.org/officeDocument/2006/bibliography"/>
   </ds:schemaRefs>
